--- a/reports/QMIS-ERP-Role-Module-Status.docx
+++ b/reports/QMIS-ERP-Role-Module-Status.docx
@@ -15,13 +15,7 @@
       <w:r>
         <w:t>Queen Mira International School ERP</w:t>
         <w:br/>
-        <w:t>Generated: 2026-10-12. Review copy refreshed 2026-10-17 — Phase 3 Ops + Audit + Biometric closed.</w:t>
-        <w:br/>
-        <w:t>TOTAL 480 Completed / 0 Partial / 0 Not Completed / 0 Gap of 480.</w:t>
-        <w:br/>
-        <w:t>Source: sidebarLinks.js. Ops/Audit SoT: /api/v1/ops + /api/v1/campus-audit (Alembic 0014). ProTrack365: /api/v1/protrack (set PROTRACK_* in backend/.env).</w:t>
-        <w:br/>
-        <w:t>This file lives in reports/ — open QMIS-ERP-Role-Module-Status.480-complete.17oct.docx</w:t>
+        <w:t>Generated: 2026-10-12. Review copy revised 2026-10-18 evening: Account Head live-chrome wiring (financeLiveViews) + Import enrolled students / Bootstrap test path documented in Notes.</w:t>
       </w:r>
     </w:p>
     <w:p>
@@ -14671,7 +14665,7 @@
           </w:tcPr>
           <w:p>
             <w:r>
-              <w:t>16 Oct 2026: KPIs from finance snapshot only (no seed mix). Browser: Today Collection live after collect.</w:t>
+              <w:t>Code 18 Oct 2026 evening: Account Head chrome wired to campus finance snapshot (financeLiveViews.js + FinanceContext.importEnrolledStudentsToFinance). Fees Quick Stats no longer hardcoded 2023-24/₹1.28Cr; Dashboard collection split + approval pie from receipts/approvals; Collections overview/timeline/cash-flow from transactions; Settings Import enrolled students unlocks Bootstrap. How to test (Account Head, Finance API on): 1) Login as Account Head. 2) Settings → Import enrolled students (needs Admin/PRM enrolled students via GET /students). 3) Settings → Bootstrap campus fee ledger (creates UNPAID installments; button disabled until finance students &gt; 0). 4) Fees Management → Fee Structure shows live quick stats + structure table from snapshot (empty until bootstrap/define). 5) Fee Collection → search student → collect payment → receipt lands on Dashboard/Collections. 6) Collections Overview/Timeline/Cash-flow use posted snapshot transactions (no 2023-24 demo series). 7) Approvals Pending cards use finance.approvals. 8) Transport Maintenance/Compliance are honest empty in API mode (not seed). Reload snapshot anytime from Settings.</w:t>
             </w:r>
           </w:p>
         </w:tc>
@@ -14709,7 +14703,7 @@
           </w:tcPr>
           <w:p>
             <w:r>
-              <w:t>16 Oct 2026: fee ledger bootstrap + collect-payment → receipt; 17 students / 20 installments demo path verified.</w:t>
+              <w:t>Code 18 Oct 2026 evening: Account Head chrome wired to campus finance snapshot (financeLiveViews.js + FinanceContext.importEnrolledStudentsToFinance). Fees Quick Stats no longer hardcoded 2023-24/₹1.28Cr; Dashboard collection split + approval pie from receipts/approvals; Collections overview/timeline/cash-flow from transactions; Settings Import enrolled students unlocks Bootstrap. How to test (Account Head, Finance API on): 1) Login as Account Head. 2) Settings → Import enrolled students (needs Admin/PRM enrolled students via GET /students). 3) Settings → Bootstrap campus fee ledger (creates UNPAID installments; button disabled until finance students &gt; 0). 4) Fees Management → Fee Structure shows live quick stats + structure table from snapshot (empty until bootstrap/define). 5) Fee Collection → search student → collect payment → receipt lands on Dashboard/Collections. 6) Collections Overview/Timeline/Cash-flow use posted snapshot transactions (no 2023-24 demo series). 7) Approvals Pending cards use finance.approvals. 8) Transport Maintenance/Compliance are honest empty in API mode (not seed). Reload snapshot anytime from Settings.</w:t>
             </w:r>
           </w:p>
         </w:tc>
@@ -14747,7 +14741,7 @@
           </w:tcPr>
           <w:p>
             <w:r>
-              <w:t>16 Oct evening: Money In/Out from finance snapshot only when API on (no seed register merge). Timeline/charts still illustrative.</w:t>
+              <w:t>Code 18 Oct 2026 evening: Account Head chrome wired to campus finance snapshot (financeLiveViews.js + FinanceContext.importEnrolledStudentsToFinance). Fees Quick Stats no longer hardcoded 2023-24/₹1.28Cr; Dashboard collection split + approval pie from receipts/approvals; Collections overview/timeline/cash-flow from transactions; Settings Import enrolled students unlocks Bootstrap. How to test (Account Head, Finance API on): 1) Login as Account Head. 2) Settings → Import enrolled students (needs Admin/PRM enrolled students via GET /students). 3) Settings → Bootstrap campus fee ledger (creates UNPAID installments; button disabled until finance students &gt; 0). 4) Fees Management → Fee Structure shows live quick stats + structure table from snapshot (empty until bootstrap/define). 5) Fee Collection → search student → collect payment → receipt lands on Dashboard/Collections. 6) Collections Overview/Timeline/Cash-flow use posted snapshot transactions (no 2023-24 demo series). 7) Approvals Pending cards use finance.approvals. 8) Transport Maintenance/Compliance are honest empty in API mode (not seed). Reload snapshot anytime from Settings.</w:t>
             </w:r>
           </w:p>
         </w:tc>
@@ -14785,7 +14779,7 @@
           </w:tcPr>
           <w:p>
             <w:r>
-              <w:t>16 Oct evening-2: wallets/recharges/spend (WALLET OUT) from snapshot when API on; method catalog still illustrative.</w:t>
+              <w:t>Code 18 Oct 2026: wallets/recharges/WALLET OUT from finance snapshot in API mode; gateway method catalog remains stub until provider keys. How to test (Account Head, Finance API on): 1) Login as Account Head. 2) Settings → Import enrolled students (needs Admin/PRM enrolled students via GET /students). 3) Settings → Bootstrap campus fee ledger (creates UNPAID installments; button disabled until finance students &gt; 0). 4) Fees Management → Fee Structure shows live quick stats + structure table from snapshot (empty until bootstrap/define). 5) Fee Collection → search student → collect payment → receipt lands on Dashboard/Collections. 6) Collections Overview/Timeline/Cash-flow use posted snapshot transactions (no 2023-24 demo series). 7) Approvals Pending cards use finance.approvals. 8) Transport Maintenance/Compliance are honest empty in API mode (not seed). Reload snapshot anytime from Settings.</w:t>
             </w:r>
           </w:p>
         </w:tc>
@@ -14823,7 +14817,7 @@
           </w:tcPr>
           <w:p>
             <w:r>
-              <w:t>16 Oct evening-2: fleet/claims/payroll vouchers from snapshot; maintenance/compliance still DEMO banners; seed payroll hidden in API mode.</w:t>
+              <w:t>Code 18 Oct 2026: fleet/claims from snapshot; Maintenance &amp; Compliance hide seed tables in API mode (honest empty until ops transport compliance API). Staff payroll seed hidden in API mode. How to test (Account Head, Finance API on): 1) Login as Account Head. 2) Settings → Import enrolled students (needs Admin/PRM enrolled students via GET /students). 3) Settings → Bootstrap campus fee ledger (creates UNPAID installments; button disabled until finance students &gt; 0). 4) Fees Management → Fee Structure shows live quick stats + structure table from snapshot (empty until bootstrap/define). 5) Fee Collection → search student → collect payment → receipt lands on Dashboard/Collections. 6) Collections Overview/Timeline/Cash-flow use posted snapshot transactions (no 2023-24 demo series). 7) Approvals Pending cards use finance.approvals. 8) Transport Maintenance/Compliance are honest empty in API mode (not seed). Reload snapshot anytime from Settings.</w:t>
             </w:r>
           </w:p>
         </w:tc>
@@ -14861,7 +14855,7 @@
           </w:tcPr>
           <w:p>
             <w:r>
-              <w:t>16 Oct evening: Day Book = finance.dayBookEntries only when API on (no static DAY_BOOK_REGISTER merge).</w:t>
+              <w:t>Day Book = finance.dayBookEntries only when API on. How to test (Account Head, Finance API on): 1) Login as Account Head. 2) Settings → Import enrolled students (needs Admin/PRM enrolled students via GET /students). 3) Settings → Bootstrap campus fee ledger (creates UNPAID installments; button disabled until finance students &gt; 0). 4) Fees Management → Fee Structure shows live quick stats + structure table from snapshot (empty until bootstrap/define). 5) Fee Collection → search student → collect payment → receipt lands on Dashboard/Collections. 6) Collections Overview/Timeline/Cash-flow use posted snapshot transactions (no 2023-24 demo series). 7) Approvals Pending cards use finance.approvals. 8) Transport Maintenance/Compliance are honest empty in API mode (not seed). Reload snapshot anytime from Settings.</w:t>
             </w:r>
           </w:p>
         </w:tc>
@@ -14899,7 +14893,7 @@
           </w:tcPr>
           <w:p>
             <w:r>
-              <w:t>16 Oct evening: Online Book = finance.onlineBookEntries only when API on.</w:t>
+              <w:t>Online Book = finance.onlineBookEntries only when API on. How to test (Account Head, Finance API on): 1) Login as Account Head. 2) Settings → Import enrolled students (needs Admin/PRM enrolled students via GET /students). 3) Settings → Bootstrap campus fee ledger (creates UNPAID installments; button disabled until finance students &gt; 0). 4) Fees Management → Fee Structure shows live quick stats + structure table from snapshot (empty until bootstrap/define). 5) Fee Collection → search student → collect payment → receipt lands on Dashboard/Collections. 6) Collections Overview/Timeline/Cash-flow use posted snapshot transactions (no 2023-24 demo series). 7) Approvals Pending cards use finance.approvals. 8) Transport Maintenance/Compliance are honest empty in API mode (not seed). Reload snapshot anytime from Settings.</w:t>
             </w:r>
           </w:p>
         </w:tc>
@@ -14937,7 +14931,7 @@
           </w:tcPr>
           <w:p>
             <w:r>
-              <w:t>16 Oct evening: GL = finance.glEntries only when API on.</w:t>
+              <w:t>GL = finance.glEntries only when API on. How to test (Account Head, Finance API on): 1) Login as Account Head. 2) Settings → Import enrolled students (needs Admin/PRM enrolled students via GET /students). 3) Settings → Bootstrap campus fee ledger (creates UNPAID installments; button disabled until finance students &gt; 0). 4) Fees Management → Fee Structure shows live quick stats + structure table from snapshot (empty until bootstrap/define). 5) Fee Collection → search student → collect payment → receipt lands on Dashboard/Collections. 6) Collections Overview/Timeline/Cash-flow use posted snapshot transactions (no 2023-24 demo series). 7) Approvals Pending cards use finance.approvals. 8) Transport Maintenance/Compliance are honest empty in API mode (not seed). Reload snapshot anytime from Settings.</w:t>
             </w:r>
           </w:p>
         </w:tc>
@@ -14975,7 +14969,7 @@
           </w:tcPr>
           <w:p>
             <w:r>
-              <w:t>16 Oct evening: Cash Book = finance.cashBookEntries only when API on.</w:t>
+              <w:t>Cash Book = finance.cashBookEntries only when API on. How to test (Account Head, Finance API on): 1) Login as Account Head. 2) Settings → Import enrolled students (needs Admin/PRM enrolled students via GET /students). 3) Settings → Bootstrap campus fee ledger (creates UNPAID installments; button disabled until finance students &gt; 0). 4) Fees Management → Fee Structure shows live quick stats + structure table from snapshot (empty until bootstrap/define). 5) Fee Collection → search student → collect payment → receipt lands on Dashboard/Collections. 6) Collections Overview/Timeline/Cash-flow use posted snapshot transactions (no 2023-24 demo series). 7) Approvals Pending cards use finance.approvals. 8) Transport Maintenance/Compliance are honest empty in API mode (not seed). Reload snapshot anytime from Settings.</w:t>
             </w:r>
           </w:p>
         </w:tc>
@@ -15013,7 +15007,7 @@
           </w:tcPr>
           <w:p>
             <w:r>
-              <w:t>16 Oct evening: Bank Book = finance.bankBookEntries only when API on.</w:t>
+              <w:t>Bank Book = finance.bankBookEntries only when API on. How to test (Account Head, Finance API on): 1) Login as Account Head. 2) Settings → Import enrolled students (needs Admin/PRM enrolled students via GET /students). 3) Settings → Bootstrap campus fee ledger (creates UNPAID installments; button disabled until finance students &gt; 0). 4) Fees Management → Fee Structure shows live quick stats + structure table from snapshot (empty until bootstrap/define). 5) Fee Collection → search student → collect payment → receipt lands on Dashboard/Collections. 6) Collections Overview/Timeline/Cash-flow use posted snapshot transactions (no 2023-24 demo series). 7) Approvals Pending cards use finance.approvals. 8) Transport Maintenance/Compliance are honest empty in API mode (not seed). Reload snapshot anytime from Settings.</w:t>
             </w:r>
           </w:p>
         </w:tc>
@@ -15051,7 +15045,7 @@
           </w:tcPr>
           <w:p>
             <w:r>
-              <w:t>16 Oct late: chartOfAccounts on finance snapshot; balances derived from posted GL (no invented seed balances).</w:t>
+              <w:t>chartOfAccounts on finance snapshot; balances from posted books. How to test (Account Head, Finance API on): 1) Login as Account Head. 2) Settings → Import enrolled students (needs Admin/PRM enrolled students via GET /students). 3) Settings → Bootstrap campus fee ledger (creates UNPAID installments; button disabled until finance students &gt; 0). 4) Fees Management → Fee Structure shows live quick stats + structure table from snapshot (empty until bootstrap/define). 5) Fee Collection → search student → collect payment → receipt lands on Dashboard/Collections. 6) Collections Overview/Timeline/Cash-flow use posted snapshot transactions (no 2023-24 demo series). 7) Approvals Pending cards use finance.approvals. 8) Transport Maintenance/Compliance are honest empty in API mode (not seed). Reload snapshot anytime from Settings.</w:t>
             </w:r>
           </w:p>
         </w:tc>
@@ -15089,7 +15083,7 @@
           </w:tcPr>
           <w:p>
             <w:r>
-              <w:t>16 Oct late: journalVouchers persist on finance snapshot; API mode shows campus register only.</w:t>
+              <w:t>journalVouchers persist on finance snapshot. How to test (Account Head, Finance API on): 1) Login as Account Head. 2) Settings → Import enrolled students (needs Admin/PRM enrolled students via GET /students). 3) Settings → Bootstrap campus fee ledger (creates UNPAID installments; button disabled until finance students &gt; 0). 4) Fees Management → Fee Structure shows live quick stats + structure table from snapshot (empty until bootstrap/define). 5) Fee Collection → search student → collect payment → receipt lands on Dashboard/Collections. 6) Collections Overview/Timeline/Cash-flow use posted snapshot transactions (no 2023-24 demo series). 7) Approvals Pending cards use finance.approvals. 8) Transport Maintenance/Compliance are honest empty in API mode (not seed). Reload snapshot anytime from Settings.</w:t>
             </w:r>
           </w:p>
         </w:tc>
@@ -15127,7 +15121,7 @@
           </w:tcPr>
           <w:p>
             <w:r>
-              <w:t>16 Oct late: reconciliationItems on snapshot; empty falls back to bank-book-derived pending rows (not static seed).</w:t>
+              <w:t>reconciliationItems on snapshot; empty falls back to bank-book-derived pending rows. How to test (Account Head, Finance API on): 1) Login as Account Head. 2) Settings → Import enrolled students (needs Admin/PRM enrolled students via GET /students). 3) Settings → Bootstrap campus fee ledger (creates UNPAID installments; button disabled until finance students &gt; 0). 4) Fees Management → Fee Structure shows live quick stats + structure table from snapshot (empty until bootstrap/define). 5) Fee Collection → search student → collect payment → receipt lands on Dashboard/Collections. 6) Collections Overview/Timeline/Cash-flow use posted snapshot transactions (no 2023-24 demo series). 7) Approvals Pending cards use finance.approvals. 8) Transport Maintenance/Compliance are honest empty in API mode (not seed). Reload snapshot anytime from Settings.</w:t>
             </w:r>
           </w:p>
         </w:tc>
@@ -15165,7 +15159,7 @@
           </w:tcPr>
           <w:p>
             <w:r>
-              <w:t>16 Oct late: Trial Balance / P&amp;L / BS / Cash Flow derived from GL + cash/bank books when Finance API on.</w:t>
+              <w:t>Trial Balance / P&amp;L / BS / Cash Flow derived from GL + books when Finance API on. How to test (Account Head, Finance API on): 1) Login as Account Head. 2) Settings → Import enrolled students (needs Admin/PRM enrolled students via GET /students). 3) Settings → Bootstrap campus fee ledger (creates UNPAID installments; button disabled until finance students &gt; 0). 4) Fees Management → Fee Structure shows live quick stats + structure table from snapshot (empty until bootstrap/define). 5) Fee Collection → search student → collect payment → receipt lands on Dashboard/Collections. 6) Collections Overview/Timeline/Cash-flow use posted snapshot transactions (no 2023-24 demo series). 7) Approvals Pending cards use finance.approvals. 8) Transport Maintenance/Compliance are honest empty in API mode (not seed). Reload snapshot anytime from Settings.</w:t>
             </w:r>
           </w:p>
         </w:tc>
@@ -15203,7 +15197,7 @@
           </w:tcPr>
           <w:p>
             <w:r>
-              <w:t>16 Oct 2026: pending list + summary cards from finance snapshot approvals (not hardcoded 16/62).</w:t>
+              <w:t>Code 18 Oct 2026: pending/approved/rejected summary from finance.approvals snapshot (not hardcoded 16/62). How to test (Account Head, Finance API on): 1) Login as Account Head. 2) Settings → Import enrolled students (needs Admin/PRM enrolled students via GET /students). 3) Settings → Bootstrap campus fee ledger (creates UNPAID installments; button disabled until finance students &gt; 0). 4) Fees Management → Fee Structure shows live quick stats + structure table from snapshot (empty until bootstrap/define). 5) Fee Collection → search student → collect payment → receipt lands on Dashboard/Collections. 6) Collections Overview/Timeline/Cash-flow use posted snapshot transactions (no 2023-24 demo series). 7) Approvals Pending cards use finance.approvals. 8) Transport Maintenance/Compliance are honest empty in API mode (not seed). Reload snapshot anytime from Settings.</w:t>
             </w:r>
           </w:p>
         </w:tc>
@@ -15241,7 +15235,7 @@
           </w:tcPr>
           <w:p>
             <w:r>
-              <w:t>16 Oct late: Financial Overview + Income breakdown from posted snapshot transactions / fee KPIs.</w:t>
+              <w:t>Code 18 Oct 2026: finance snapshot metrics where wired; remaining projection panels stay demoDomain. How to test (Account Head, Finance API on): 1) Login as Account Head. 2) Settings → Import enrolled students (needs Admin/PRM enrolled students via GET /students). 3) Settings → Bootstrap campus fee ledger (creates UNPAID installments; button disabled until finance students &gt; 0). 4) Fees Management → Fee Structure shows live quick stats + structure table from snapshot (empty until bootstrap/define). 5) Fee Collection → search student → collect payment → receipt lands on Dashboard/Collections. 6) Collections Overview/Timeline/Cash-flow use posted snapshot transactions (no 2023-24 demo series). 7) Approvals Pending cards use finance.approvals. 8) Transport Maintenance/Compliance are honest empty in API mode (not seed). Reload snapshot anytime from Settings.</w:t>
             </w:r>
           </w:p>
         </w:tc>
@@ -15328,7 +15322,7 @@
           </w:tcPr>
           <w:p>
             <w:r>
-              <w:t>16 Oct 2026: Bootstrap campus fee ledger + reload snapshot from API on General tab.</w:t>
+              <w:t>Code 18 Oct 2026: Import enrolled students + Bootstrap campus fee ledger + Reload snapshot + Apply HR concessions. How to test (Account Head, Finance API on): 1) Login as Account Head. 2) Settings → Import enrolled students (needs Admin/PRM enrolled students via GET /students). 3) Settings → Bootstrap campus fee ledger (creates UNPAID installments; button disabled until finance students &gt; 0). 4) Fees Management → Fee Structure shows live quick stats + structure table from snapshot (empty until bootstrap/define). 5) Fee Collection → search student → collect payment → receipt lands on Dashboard/Collections. 6) Collections Overview/Timeline/Cash-flow use posted snapshot transactions (no 2023-24 demo series). 7) Approvals Pending cards use finance.approvals. 8) Transport Maintenance/Compliance are honest empty in API mode (not seed). Reload snapshot anytime from Settings.</w:t>
             </w:r>
           </w:p>
         </w:tc>
@@ -15366,7 +15360,7 @@
           </w:tcPr>
           <w:p>
             <w:r>
-              <w:t>16 Oct evening-2: vouchers list = finance transactions; FinanceSnapshotBanner; no second txn created.</w:t>
+              <w:t>Payment vouchers use finance snapshot / voucher flows when API on. How to test (Account Head, Finance API on): 1) Login as Account Head. 2) Settings → Import enrolled students (needs Admin/PRM enrolled students via GET /students). 3) Settings → Bootstrap campus fee ledger (creates UNPAID installments; button disabled until finance students &gt; 0). 4) Fees Management → Fee Structure shows live quick stats + structure table from snapshot (empty until bootstrap/define). 5) Fee Collection → search student → collect payment → receipt lands on Dashboard/Collections. 6) Collections Overview/Timeline/Cash-flow use posted snapshot transactions (no 2023-24 demo series). 7) Approvals Pending cards use finance.approvals. 8) Transport Maintenance/Compliance are honest empty in API mode (not seed). Reload snapshot anytime from Settings.</w:t>
             </w:r>
           </w:p>
         </w:tc>

--- a/reports/QMIS-ERP-Role-Module-Status.docx
+++ b/reports/QMIS-ERP-Role-Module-Status.docx
@@ -15,7 +15,7 @@
       <w:r>
         <w:t>Queen Mira International School ERP</w:t>
         <w:br/>
-        <w:t>Generated: 2026-10-12. Review copy revised 2026-10-18 evening: Account Head live-chrome wiring (financeLiveViews) + Import enrolled students / Bootstrap test path documented in Notes.</w:t>
+        <w:t>Generated: 2026-10-12. Completion corrected 23 October 2026 after operational workflow review. The 17 October 480/480 figure counted screens that exist in code. This revision separates live operations from demonstration boards and incomplete logins.</w:t>
       </w:r>
     </w:p>
     <w:p>
@@ -331,11 +331,6 @@
           </w:tcPr>
           <w:p>
             <w:r>
-              <w:rPr>
-                <w:rFonts w:ascii="Calibri" w:hAnsi="Calibri"/>
-                <w:b w:val="0"/>
-                <w:sz w:val="18"/>
-              </w:rPr>
               <w:t>Super Admin</w:t>
             </w:r>
           </w:p>
@@ -357,7 +352,7 @@
           </w:tcPr>
           <w:p>
             <w:r>
-              <w:t>40</w:t>
+              <w:t>11</w:t>
             </w:r>
           </w:p>
         </w:tc>
@@ -368,7 +363,7 @@
           </w:tcPr>
           <w:p>
             <w:r>
-              <w:t>0</w:t>
+              <w:t>14</w:t>
             </w:r>
           </w:p>
         </w:tc>
@@ -379,7 +374,7 @@
           </w:tcPr>
           <w:p>
             <w:r>
-              <w:t>0</w:t>
+              <w:t>15</w:t>
             </w:r>
           </w:p>
         </w:tc>
@@ -468,11 +463,6 @@
           </w:tcPr>
           <w:p>
             <w:r>
-              <w:rPr>
-                <w:rFonts w:ascii="Calibri" w:hAnsi="Calibri"/>
-                <w:b w:val="0"/>
-                <w:sz w:val="18"/>
-              </w:rPr>
               <w:t>PRM (Front Office)</w:t>
             </w:r>
           </w:p>
@@ -539,11 +529,6 @@
           </w:tcPr>
           <w:p>
             <w:r>
-              <w:rPr>
-                <w:rFonts w:ascii="Calibri" w:hAnsi="Calibri"/>
-                <w:b w:val="0"/>
-                <w:sz w:val="18"/>
-              </w:rPr>
               <w:t>Parent</w:t>
             </w:r>
           </w:p>
@@ -610,11 +595,6 @@
           </w:tcPr>
           <w:p>
             <w:r>
-              <w:rPr>
-                <w:rFonts w:ascii="Calibri" w:hAnsi="Calibri"/>
-                <w:b w:val="0"/>
-                <w:sz w:val="18"/>
-              </w:rPr>
               <w:t>Student</w:t>
             </w:r>
           </w:p>
@@ -681,11 +661,6 @@
           </w:tcPr>
           <w:p>
             <w:r>
-              <w:rPr>
-                <w:rFonts w:ascii="Calibri" w:hAnsi="Calibri"/>
-                <w:b w:val="0"/>
-                <w:sz w:val="18"/>
-              </w:rPr>
               <w:t>Teacher</w:t>
             </w:r>
           </w:p>
@@ -707,7 +682,7 @@
           </w:tcPr>
           <w:p>
             <w:r>
-              <w:t>30</w:t>
+              <w:t>29</w:t>
             </w:r>
           </w:p>
         </w:tc>
@@ -740,7 +715,7 @@
           </w:tcPr>
           <w:p>
             <w:r>
-              <w:t>0</w:t>
+              <w:t>1</w:t>
             </w:r>
           </w:p>
         </w:tc>
@@ -752,11 +727,6 @@
           </w:tcPr>
           <w:p>
             <w:r>
-              <w:rPr>
-                <w:rFonts w:ascii="Calibri" w:hAnsi="Calibri"/>
-                <w:b w:val="0"/>
-                <w:sz w:val="18"/>
-              </w:rPr>
               <w:t>Coordinator</w:t>
             </w:r>
           </w:p>
@@ -778,7 +748,7 @@
           </w:tcPr>
           <w:p>
             <w:r>
-              <w:t>30</w:t>
+              <w:t>29</w:t>
             </w:r>
           </w:p>
         </w:tc>
@@ -811,7 +781,7 @@
           </w:tcPr>
           <w:p>
             <w:r>
-              <w:t>0</w:t>
+              <w:t>1</w:t>
             </w:r>
           </w:p>
         </w:tc>
@@ -823,11 +793,6 @@
           </w:tcPr>
           <w:p>
             <w:r>
-              <w:rPr>
-                <w:rFonts w:ascii="Calibri" w:hAnsi="Calibri"/>
-                <w:b w:val="0"/>
-                <w:sz w:val="18"/>
-              </w:rPr>
               <w:t>Principal</w:t>
             </w:r>
           </w:p>
@@ -894,11 +859,6 @@
           </w:tcPr>
           <w:p>
             <w:r>
-              <w:rPr>
-                <w:rFonts w:ascii="Calibri" w:hAnsi="Calibri"/>
-                <w:b w:val="0"/>
-                <w:sz w:val="18"/>
-              </w:rPr>
               <w:t>Director</w:t>
             </w:r>
           </w:p>
@@ -965,11 +925,6 @@
           </w:tcPr>
           <w:p>
             <w:r>
-              <w:rPr>
-                <w:rFonts w:ascii="Calibri" w:hAnsi="Calibri"/>
-                <w:b w:val="0"/>
-                <w:sz w:val="18"/>
-              </w:rPr>
               <w:t>HR</w:t>
             </w:r>
           </w:p>
@@ -1036,11 +991,6 @@
           </w:tcPr>
           <w:p>
             <w:r>
-              <w:rPr>
-                <w:rFonts w:ascii="Calibri" w:hAnsi="Calibri"/>
-                <w:b w:val="0"/>
-                <w:sz w:val="18"/>
-              </w:rPr>
               <w:t>Account Head</w:t>
             </w:r>
           </w:p>
@@ -1107,11 +1057,6 @@
           </w:tcPr>
           <w:p>
             <w:r>
-              <w:rPr>
-                <w:rFonts w:ascii="Calibri" w:hAnsi="Calibri"/>
-                <w:b w:val="0"/>
-                <w:sz w:val="18"/>
-              </w:rPr>
               <w:t>Librarian</w:t>
             </w:r>
           </w:p>
@@ -1178,11 +1123,6 @@
           </w:tcPr>
           <w:p>
             <w:r>
-              <w:rPr>
-                <w:rFonts w:ascii="Calibri" w:hAnsi="Calibri"/>
-                <w:b w:val="0"/>
-                <w:sz w:val="18"/>
-              </w:rPr>
               <w:t>Gate Keeper</w:t>
             </w:r>
           </w:p>
@@ -1249,11 +1189,6 @@
           </w:tcPr>
           <w:p>
             <w:r>
-              <w:rPr>
-                <w:rFonts w:ascii="Calibri" w:hAnsi="Calibri"/>
-                <w:b w:val="0"/>
-                <w:sz w:val="18"/>
-              </w:rPr>
               <w:t>Gate Keeper Manager</w:t>
             </w:r>
           </w:p>
@@ -1320,11 +1255,6 @@
           </w:tcPr>
           <w:p>
             <w:r>
-              <w:rPr>
-                <w:rFonts w:ascii="Calibri" w:hAnsi="Calibri"/>
-                <w:b w:val="0"/>
-                <w:sz w:val="18"/>
-              </w:rPr>
               <w:t>Canteen Manager</w:t>
             </w:r>
           </w:p>
@@ -1391,11 +1321,6 @@
           </w:tcPr>
           <w:p>
             <w:r>
-              <w:rPr>
-                <w:rFonts w:ascii="Calibri" w:hAnsi="Calibri"/>
-                <w:b w:val="0"/>
-                <w:sz w:val="18"/>
-              </w:rPr>
               <w:t>IT Support Manager</w:t>
             </w:r>
           </w:p>
@@ -1462,11 +1387,6 @@
           </w:tcPr>
           <w:p>
             <w:r>
-              <w:rPr>
-                <w:rFonts w:ascii="Calibri" w:hAnsi="Calibri"/>
-                <w:b w:val="0"/>
-                <w:sz w:val="18"/>
-              </w:rPr>
               <w:t>Stationery Store Manager</w:t>
             </w:r>
           </w:p>
@@ -1533,11 +1453,6 @@
           </w:tcPr>
           <w:p>
             <w:r>
-              <w:rPr>
-                <w:rFonts w:ascii="Calibri" w:hAnsi="Calibri"/>
-                <w:b w:val="0"/>
-                <w:sz w:val="18"/>
-              </w:rPr>
               <w:t>Housekeeping Manager</w:t>
             </w:r>
           </w:p>
@@ -1604,11 +1519,6 @@
           </w:tcPr>
           <w:p>
             <w:r>
-              <w:rPr>
-                <w:rFonts w:ascii="Calibri" w:hAnsi="Calibri"/>
-                <w:b w:val="0"/>
-                <w:sz w:val="18"/>
-              </w:rPr>
               <w:t>Transport Manager</w:t>
             </w:r>
           </w:p>
@@ -1630,7 +1540,7 @@
           </w:tcPr>
           <w:p>
             <w:r>
-              <w:t>12</w:t>
+              <w:t>0</w:t>
             </w:r>
           </w:p>
         </w:tc>
@@ -1641,7 +1551,7 @@
           </w:tcPr>
           <w:p>
             <w:r>
-              <w:t>0</w:t>
+              <w:t>12</w:t>
             </w:r>
           </w:p>
         </w:tc>
@@ -1675,11 +1585,6 @@
           </w:tcPr>
           <w:p>
             <w:r>
-              <w:rPr>
-                <w:rFonts w:ascii="Calibri" w:hAnsi="Calibri"/>
-                <w:b w:val="0"/>
-                <w:sz w:val="18"/>
-              </w:rPr>
               <w:t>Driver</w:t>
             </w:r>
           </w:p>
@@ -1701,7 +1606,7 @@
           </w:tcPr>
           <w:p>
             <w:r>
-              <w:t>5</w:t>
+              <w:t>0</w:t>
             </w:r>
           </w:p>
         </w:tc>
@@ -1712,7 +1617,7 @@
           </w:tcPr>
           <w:p>
             <w:r>
-              <w:t>0</w:t>
+              <w:t>5</w:t>
             </w:r>
           </w:p>
         </w:tc>
@@ -1746,11 +1651,6 @@
           </w:tcPr>
           <w:p>
             <w:r>
-              <w:rPr>
-                <w:rFonts w:ascii="Calibri" w:hAnsi="Calibri"/>
-                <w:b w:val="0"/>
-                <w:sz w:val="18"/>
-              </w:rPr>
               <w:t>Joint Director</w:t>
             </w:r>
           </w:p>
@@ -1817,11 +1717,6 @@
           </w:tcPr>
           <w:p>
             <w:r>
-              <w:rPr>
-                <w:rFonts w:ascii="Calibri" w:hAnsi="Calibri"/>
-                <w:b w:val="0"/>
-                <w:sz w:val="18"/>
-              </w:rPr>
               <w:t>Joint Director Assistant</w:t>
             </w:r>
           </w:p>
@@ -1888,11 +1783,6 @@
           </w:tcPr>
           <w:p>
             <w:r>
-              <w:rPr>
-                <w:rFonts w:ascii="Calibri" w:hAnsi="Calibri"/>
-                <w:b w:val="0"/>
-                <w:sz w:val="18"/>
-              </w:rPr>
               <w:t>Joint Director Audit</w:t>
             </w:r>
           </w:p>
@@ -1959,11 +1849,6 @@
           </w:tcPr>
           <w:p>
             <w:r>
-              <w:rPr>
-                <w:rFonts w:ascii="Calibri" w:hAnsi="Calibri"/>
-                <w:b w:val="0"/>
-                <w:sz w:val="18"/>
-              </w:rPr>
               <w:t>Process Auditor</w:t>
             </w:r>
           </w:p>
@@ -2030,11 +1915,6 @@
           </w:tcPr>
           <w:p>
             <w:r>
-              <w:rPr>
-                <w:rFonts w:ascii="Calibri" w:hAnsi="Calibri"/>
-                <w:b w:val="0"/>
-                <w:sz w:val="18"/>
-              </w:rPr>
               <w:t>Quality Auditor</w:t>
             </w:r>
           </w:p>
@@ -2101,11 +1981,6 @@
           </w:tcPr>
           <w:p>
             <w:r>
-              <w:rPr>
-                <w:rFonts w:ascii="Calibri" w:hAnsi="Calibri"/>
-                <w:b w:val="0"/>
-                <w:sz w:val="18"/>
-              </w:rPr>
               <w:t>TOTAL</w:t>
             </w:r>
           </w:p>
@@ -2128,7 +2003,7 @@
           </w:tcPr>
           <w:p>
             <w:r>
-              <w:t>480</w:t>
+              <w:t>432</w:t>
             </w:r>
           </w:p>
         </w:tc>
@@ -2139,7 +2014,7 @@
           </w:tcPr>
           <w:p>
             <w:r>
-              <w:t>0</w:t>
+              <w:t>31</w:t>
             </w:r>
           </w:p>
         </w:tc>
@@ -2150,7 +2025,7 @@
           </w:tcPr>
           <w:p>
             <w:r>
-              <w:t>0</w:t>
+              <w:t>15</w:t>
             </w:r>
           </w:p>
         </w:tc>
@@ -2161,7 +2036,7 @@
           </w:tcPr>
           <w:p>
             <w:r>
-              <w:t>0</w:t>
+              <w:t>2</w:t>
             </w:r>
           </w:p>
         </w:tc>
@@ -2170,7 +2045,7 @@
     <w:p/>
     <w:p>
       <w:r>
-        <w:t>Note (17 Oct): All sidebar modules marked Completed on this sheet (480/480). Live RFID/eSSL device contact and ProTrack365 credentials remain integration config, not open modules.</w:t>
+        <w:t>Note (23 Oct 2026): Sheet total is no longer 480/480 Completed. Recount: Completed 432 | Partial 31 | Not Completed 15 | Gap 2 | Modules 480. Super Admin activity logs, re-entry, module health, and audit-report boards are Not Completed (demo). Driver and Transport Manager modules are Partial until those logins are provisioned and one route is proven. Teacher/Coordinator biometric rows are Gap until a live device feed is configured. Finance Assistant uses the Account Head screens with collect-only rights and is not a separate sidebar here. Hostel Warden and a separate Admission Officer role are not system roles (admissions = PRM).</w:t>
       </w:r>
     </w:p>
     <w:p>
@@ -2247,7 +2122,7 @@
     </w:p>
     <w:p>
       <w:r>
-        <w:t>Completed: 40  |  Partial: 0  |  Not Completed/Gap: 0  |  Total: 40</w:t>
+        <w:t>Completed: 11  |  Partial: 14  |  Not Completed: 15  |  Gap: 0  |  Total: 40</w:t>
       </w:r>
     </w:p>
     <w:tbl>
@@ -2334,6 +2209,44 @@
           </w:tcPr>
           <w:p>
             <w:r>
+              <w:t>Partial</w:t>
+            </w:r>
+          </w:p>
+        </w:tc>
+        <w:tc>
+          <w:tcPr>
+            <w:tcW w:type="dxa" w:w="3408"/>
+          </w:tcPr>
+          <w:p>
+            <w:r>
+              <w:t>Not verified: the earlier note cited an Ops or academics collection that does not exist in the current code. Status carried over from 2026-10-12 23 Oct 2026 review: screen exists; operational flow incomplete, demo-mixed, or login not provisioned.</w:t>
+            </w:r>
+          </w:p>
+        </w:tc>
+      </w:tr>
+      <w:tr>
+        <w:tc>
+          <w:tcPr>
+            <w:tcW w:type="dxa" w:w="3408"/>
+          </w:tcPr>
+          <w:p>
+            <w:r>
+              <w:rPr>
+                <w:rFonts w:ascii="Calibri" w:hAnsi="Calibri"/>
+                <w:b w:val="0"/>
+                <w:sz w:val="18"/>
+              </w:rPr>
+              <w:t>Attendance &gt; Student Attendance</w:t>
+            </w:r>
+          </w:p>
+        </w:tc>
+        <w:tc>
+          <w:tcPr>
+            <w:tcW w:type="dxa" w:w="3408"/>
+            <w:shd w:fill="C6EFCE" w:val="clear"/>
+          </w:tcPr>
+          <w:p>
+            <w:r>
               <w:rPr>
                 <w:rFonts w:ascii="Calibri" w:hAnsi="Calibri"/>
                 <w:b w:val="0"/>
@@ -2372,7 +2285,7 @@
                 <w:b w:val="0"/>
                 <w:sz w:val="18"/>
               </w:rPr>
-              <w:t>Attendance &gt; Student Attendance</w:t>
+              <w:t>Attendance &gt; Employee Attendance</w:t>
             </w:r>
           </w:p>
         </w:tc>
@@ -2389,6 +2302,191 @@
                 <w:color w:val="006100"/>
                 <w:sz w:val="18"/>
               </w:rPr>
+              <w:t>Completed</w:t>
+            </w:r>
+          </w:p>
+        </w:tc>
+        <w:tc>
+          <w:tcPr>
+            <w:tcW w:type="dxa" w:w="3408"/>
+          </w:tcPr>
+          <w:p>
+            <w:r>
+              <w:rPr>
+                <w:rFonts w:ascii="Calibri" w:hAnsi="Calibri"/>
+                <w:b w:val="0"/>
+                <w:sz w:val="18"/>
+              </w:rPr>
+              <w:t>HR attendance portal feed</w:t>
+            </w:r>
+          </w:p>
+        </w:tc>
+      </w:tr>
+      <w:tr>
+        <w:tc>
+          <w:tcPr>
+            <w:tcW w:type="dxa" w:w="3408"/>
+          </w:tcPr>
+          <w:p>
+            <w:r>
+              <w:rPr>
+                <w:rFonts w:ascii="Calibri" w:hAnsi="Calibri"/>
+                <w:b w:val="0"/>
+                <w:sz w:val="18"/>
+              </w:rPr>
+              <w:t>User Database &gt; Students List</w:t>
+            </w:r>
+          </w:p>
+        </w:tc>
+        <w:tc>
+          <w:tcPr>
+            <w:tcW w:type="dxa" w:w="3408"/>
+            <w:shd w:fill="C6EFCE" w:val="clear"/>
+          </w:tcPr>
+          <w:p>
+            <w:r>
+              <w:rPr>
+                <w:rFonts w:ascii="Calibri" w:hAnsi="Calibri"/>
+                <w:b w:val="0"/>
+                <w:color w:val="006100"/>
+                <w:sz w:val="18"/>
+              </w:rPr>
+              <w:t>Completed</w:t>
+            </w:r>
+          </w:p>
+        </w:tc>
+        <w:tc>
+          <w:tcPr>
+            <w:tcW w:type="dxa" w:w="3408"/>
+          </w:tcPr>
+          <w:p>
+            <w:r>
+              <w:rPr>
+                <w:rFonts w:ascii="Calibri" w:hAnsi="Calibri"/>
+                <w:b w:val="0"/>
+                <w:sz w:val="18"/>
+              </w:rPr>
+              <w:t>GET /students</w:t>
+            </w:r>
+          </w:p>
+        </w:tc>
+      </w:tr>
+      <w:tr>
+        <w:tc>
+          <w:tcPr>
+            <w:tcW w:type="dxa" w:w="3408"/>
+          </w:tcPr>
+          <w:p>
+            <w:r>
+              <w:rPr>
+                <w:rFonts w:ascii="Calibri" w:hAnsi="Calibri"/>
+                <w:b w:val="0"/>
+                <w:sz w:val="18"/>
+              </w:rPr>
+              <w:t>User Database &gt; Employee List</w:t>
+            </w:r>
+          </w:p>
+        </w:tc>
+        <w:tc>
+          <w:tcPr>
+            <w:tcW w:type="dxa" w:w="3408"/>
+            <w:shd w:fill="C6EFCE" w:val="clear"/>
+          </w:tcPr>
+          <w:p>
+            <w:r>
+              <w:rPr>
+                <w:rFonts w:ascii="Calibri" w:hAnsi="Calibri"/>
+                <w:b w:val="0"/>
+                <w:color w:val="006100"/>
+                <w:sz w:val="18"/>
+              </w:rPr>
+              <w:t>Completed</w:t>
+            </w:r>
+          </w:p>
+        </w:tc>
+        <w:tc>
+          <w:tcPr>
+            <w:tcW w:type="dxa" w:w="3408"/>
+          </w:tcPr>
+          <w:p>
+            <w:r>
+              <w:rPr>
+                <w:rFonts w:ascii="Calibri" w:hAnsi="Calibri"/>
+                <w:b w:val="0"/>
+                <w:sz w:val="18"/>
+              </w:rPr>
+              <w:t>HR employees API hydrate</w:t>
+            </w:r>
+          </w:p>
+        </w:tc>
+      </w:tr>
+      <w:tr>
+        <w:tc>
+          <w:tcPr>
+            <w:tcW w:type="dxa" w:w="3408"/>
+          </w:tcPr>
+          <w:p>
+            <w:r>
+              <w:rPr>
+                <w:rFonts w:ascii="Calibri" w:hAnsi="Calibri"/>
+                <w:b w:val="0"/>
+                <w:sz w:val="18"/>
+              </w:rPr>
+              <w:t>User Creation</w:t>
+            </w:r>
+          </w:p>
+        </w:tc>
+        <w:tc>
+          <w:tcPr>
+            <w:tcW w:type="dxa" w:w="3408"/>
+            <w:shd w:fill="C6EFCE" w:val="clear"/>
+          </w:tcPr>
+          <w:p>
+            <w:r>
+              <w:t>Partial</w:t>
+            </w:r>
+          </w:p>
+        </w:tc>
+        <w:tc>
+          <w:tcPr>
+            <w:tcW w:type="dxa" w:w="3408"/>
+          </w:tcPr>
+          <w:p>
+            <w:r>
+              <w:t>Not verified: the earlier note cited an Ops or academics collection that does not exist in the current code. Status carried over from 2026-10-12 23 Oct 2026 review: screen exists; operational flow incomplete, demo-mixed, or login not provisioned.</w:t>
+            </w:r>
+          </w:p>
+        </w:tc>
+      </w:tr>
+      <w:tr>
+        <w:tc>
+          <w:tcPr>
+            <w:tcW w:type="dxa" w:w="3408"/>
+          </w:tcPr>
+          <w:p>
+            <w:r>
+              <w:rPr>
+                <w:rFonts w:ascii="Calibri" w:hAnsi="Calibri"/>
+                <w:b w:val="0"/>
+                <w:sz w:val="18"/>
+              </w:rPr>
+              <w:t>Gate Pass</w:t>
+            </w:r>
+          </w:p>
+        </w:tc>
+        <w:tc>
+          <w:tcPr>
+            <w:tcW w:type="dxa" w:w="3408"/>
+            <w:shd w:fill="C6EFCE" w:val="clear"/>
+          </w:tcPr>
+          <w:p>
+            <w:r>
+              <w:rPr>
+                <w:rFonts w:ascii="Calibri" w:hAnsi="Calibri"/>
+                <w:b w:val="0"/>
+                <w:color w:val="006100"/>
+                <w:sz w:val="18"/>
+              </w:rPr>
               <w:t xml:space="preserve">Completed</w:t>
             </w:r>
           </w:p>
@@ -2421,7 +2519,7 @@
                 <w:b w:val="0"/>
                 <w:sz w:val="18"/>
               </w:rPr>
-              <w:t>Attendance &gt; Employee Attendance</w:t>
+              <w:t>Transport Overview</w:t>
             </w:r>
           </w:p>
         </w:tc>
@@ -2432,45 +2530,653 @@
           </w:tcPr>
           <w:p>
             <w:r>
+              <w:t>Partial</w:t>
+            </w:r>
+          </w:p>
+        </w:tc>
+        <w:tc>
+          <w:tcPr>
+            <w:tcW w:type="dxa" w:w="3408"/>
+          </w:tcPr>
+          <w:p>
+            <w:r>
+              <w:t>Not verified: the earlier note cited an Ops or academics collection that does not exist in the current code. Status carried over from 2026-10-12 23 Oct 2026 review: screen exists; operational flow incomplete, demo-mixed, or login not provisioned.</w:t>
+            </w:r>
+          </w:p>
+        </w:tc>
+      </w:tr>
+      <w:tr>
+        <w:tc>
+          <w:tcPr>
+            <w:tcW w:type="dxa" w:w="3408"/>
+          </w:tcPr>
+          <w:p>
+            <w:r>
+              <w:rPr>
+                <w:rFonts w:ascii="Calibri" w:hAnsi="Calibri"/>
+                <w:b w:val="0"/>
+                <w:sz w:val="18"/>
+              </w:rPr>
+              <w:t>Finance &gt; Finance Overview</w:t>
+            </w:r>
+          </w:p>
+        </w:tc>
+        <w:tc>
+          <w:tcPr>
+            <w:tcW w:type="dxa" w:w="3408"/>
+            <w:shd w:fill="C6EFCE" w:val="clear"/>
+          </w:tcPr>
+          <w:p>
+            <w:r>
+              <w:t>Partial</w:t>
+            </w:r>
+          </w:p>
+        </w:tc>
+        <w:tc>
+          <w:tcPr>
+            <w:tcW w:type="dxa" w:w="3408"/>
+          </w:tcPr>
+          <w:p>
+            <w:r>
+              <w:t>financeApi pullFinanceState snapshot (VITE_USE_API_FINANCE) 23 Oct 2026 review: screen exists; operational flow incomplete, demo-mixed, or login not provisioned.</w:t>
+            </w:r>
+          </w:p>
+        </w:tc>
+      </w:tr>
+      <w:tr>
+        <w:tc>
+          <w:tcPr>
+            <w:tcW w:type="dxa" w:w="3408"/>
+          </w:tcPr>
+          <w:p>
+            <w:r>
+              <w:rPr>
+                <w:rFonts w:ascii="Calibri" w:hAnsi="Calibri"/>
+                <w:b w:val="0"/>
+                <w:sz w:val="18"/>
+              </w:rPr>
+              <w:t>Finance &gt; Fees Management</w:t>
+            </w:r>
+          </w:p>
+        </w:tc>
+        <w:tc>
+          <w:tcPr>
+            <w:tcW w:type="dxa" w:w="3408"/>
+            <w:shd w:fill="C6EFCE" w:val="clear"/>
+          </w:tcPr>
+          <w:p>
+            <w:r>
+              <w:t>Partial</w:t>
+            </w:r>
+          </w:p>
+        </w:tc>
+        <w:tc>
+          <w:tcPr>
+            <w:tcW w:type="dxa" w:w="3408"/>
+          </w:tcPr>
+          <w:p>
+            <w:r>
+              <w:t>financeApi pullFinanceState snapshot (VITE_USE_API_FINANCE) 23 Oct 2026 review: screen exists; operational flow incomplete, demo-mixed, or login not provisioned.</w:t>
+            </w:r>
+          </w:p>
+        </w:tc>
+      </w:tr>
+      <w:tr>
+        <w:tc>
+          <w:tcPr>
+            <w:tcW w:type="dxa" w:w="3408"/>
+          </w:tcPr>
+          <w:p>
+            <w:r>
+              <w:rPr>
+                <w:rFonts w:ascii="Calibri" w:hAnsi="Calibri"/>
+                <w:b w:val="0"/>
+                <w:sz w:val="18"/>
+              </w:rPr>
+              <w:t>Finance &gt; Collections</w:t>
+            </w:r>
+          </w:p>
+        </w:tc>
+        <w:tc>
+          <w:tcPr>
+            <w:tcW w:type="dxa" w:w="3408"/>
+            <w:shd w:fill="C6EFCE" w:val="clear"/>
+          </w:tcPr>
+          <w:p>
+            <w:r>
+              <w:t>Partial</w:t>
+            </w:r>
+          </w:p>
+        </w:tc>
+        <w:tc>
+          <w:tcPr>
+            <w:tcW w:type="dxa" w:w="3408"/>
+          </w:tcPr>
+          <w:p>
+            <w:r>
+              <w:t>financeApi pullFinanceState snapshot (VITE_USE_API_FINANCE) 23 Oct 2026 review: screen exists; operational flow incomplete, demo-mixed, or login not provisioned.</w:t>
+            </w:r>
+          </w:p>
+        </w:tc>
+      </w:tr>
+      <w:tr>
+        <w:tc>
+          <w:tcPr>
+            <w:tcW w:type="dxa" w:w="3408"/>
+          </w:tcPr>
+          <w:p>
+            <w:r>
+              <w:rPr>
+                <w:rFonts w:ascii="Calibri" w:hAnsi="Calibri"/>
+                <w:b w:val="0"/>
+                <w:sz w:val="18"/>
+              </w:rPr>
+              <w:t>Finance &gt; Wallet Management</w:t>
+            </w:r>
+          </w:p>
+        </w:tc>
+        <w:tc>
+          <w:tcPr>
+            <w:tcW w:type="dxa" w:w="3408"/>
+            <w:shd w:fill="C6EFCE" w:val="clear"/>
+          </w:tcPr>
+          <w:p>
+            <w:r>
+              <w:t>Partial</w:t>
+            </w:r>
+          </w:p>
+        </w:tc>
+        <w:tc>
+          <w:tcPr>
+            <w:tcW w:type="dxa" w:w="3408"/>
+          </w:tcPr>
+          <w:p>
+            <w:r>
+              <w:t>financeApi pullFinanceState snapshot (VITE_USE_API_FINANCE) 23 Oct 2026 review: screen exists; operational flow incomplete, demo-mixed, or login not provisioned.</w:t>
+            </w:r>
+          </w:p>
+        </w:tc>
+      </w:tr>
+      <w:tr>
+        <w:tc>
+          <w:tcPr>
+            <w:tcW w:type="dxa" w:w="3408"/>
+          </w:tcPr>
+          <w:p>
+            <w:r>
+              <w:rPr>
+                <w:rFonts w:ascii="Calibri" w:hAnsi="Calibri"/>
+                <w:b w:val="0"/>
+                <w:sz w:val="18"/>
+              </w:rPr>
+              <w:t>Finance &gt; Transport Finance</w:t>
+            </w:r>
+          </w:p>
+        </w:tc>
+        <w:tc>
+          <w:tcPr>
+            <w:tcW w:type="dxa" w:w="3408"/>
+            <w:shd w:fill="C6EFCE" w:val="clear"/>
+          </w:tcPr>
+          <w:p>
+            <w:r>
+              <w:t>Partial</w:t>
+            </w:r>
+          </w:p>
+        </w:tc>
+        <w:tc>
+          <w:tcPr>
+            <w:tcW w:type="dxa" w:w="3408"/>
+          </w:tcPr>
+          <w:p>
+            <w:r>
+              <w:t>financeApi pullFinanceState snapshot (VITE_USE_API_FINANCE) 23 Oct 2026 review: screen exists; operational flow incomplete, demo-mixed, or login not provisioned.</w:t>
+            </w:r>
+          </w:p>
+        </w:tc>
+      </w:tr>
+      <w:tr>
+        <w:tc>
+          <w:tcPr>
+            <w:tcW w:type="dxa" w:w="3408"/>
+          </w:tcPr>
+          <w:p>
+            <w:r>
+              <w:rPr>
+                <w:rFonts w:ascii="Calibri" w:hAnsi="Calibri"/>
+                <w:b w:val="0"/>
+                <w:sz w:val="18"/>
+              </w:rPr>
+              <w:t>Finance &gt; Accounting</w:t>
+            </w:r>
+          </w:p>
+        </w:tc>
+        <w:tc>
+          <w:tcPr>
+            <w:tcW w:type="dxa" w:w="3408"/>
+            <w:shd w:fill="C6EFCE" w:val="clear"/>
+          </w:tcPr>
+          <w:p>
+            <w:r>
+              <w:t>Partial</w:t>
+            </w:r>
+          </w:p>
+        </w:tc>
+        <w:tc>
+          <w:tcPr>
+            <w:tcW w:type="dxa" w:w="3408"/>
+          </w:tcPr>
+          <w:p>
+            <w:r>
+              <w:t>financeApi pullFinanceState snapshot (VITE_USE_API_FINANCE) 23 Oct 2026 review: screen exists; operational flow incomplete, demo-mixed, or login not provisioned.</w:t>
+            </w:r>
+          </w:p>
+        </w:tc>
+      </w:tr>
+      <w:tr>
+        <w:tc>
+          <w:tcPr>
+            <w:tcW w:type="dxa" w:w="3408"/>
+          </w:tcPr>
+          <w:p>
+            <w:r>
+              <w:rPr>
+                <w:rFonts w:ascii="Calibri" w:hAnsi="Calibri"/>
+                <w:b w:val="0"/>
+                <w:sz w:val="18"/>
+              </w:rPr>
+              <w:t>Finance &gt; Reports &amp; Analytics</w:t>
+            </w:r>
+          </w:p>
+        </w:tc>
+        <w:tc>
+          <w:tcPr>
+            <w:tcW w:type="dxa" w:w="3408"/>
+            <w:shd w:fill="C6EFCE" w:val="clear"/>
+          </w:tcPr>
+          <w:p>
+            <w:r>
+              <w:t>Partial</w:t>
+            </w:r>
+          </w:p>
+        </w:tc>
+        <w:tc>
+          <w:tcPr>
+            <w:tcW w:type="dxa" w:w="3408"/>
+          </w:tcPr>
+          <w:p>
+            <w:r>
+              <w:t>financeApi pullFinanceState snapshot (VITE_USE_API_FINANCE) 23 Oct 2026 review: screen exists; operational flow incomplete, demo-mixed, or login not provisioned.</w:t>
+            </w:r>
+          </w:p>
+        </w:tc>
+      </w:tr>
+      <w:tr>
+        <w:tc>
+          <w:tcPr>
+            <w:tcW w:type="dxa" w:w="3408"/>
+          </w:tcPr>
+          <w:p>
+            <w:r>
+              <w:rPr>
+                <w:rFonts w:ascii="Calibri" w:hAnsi="Calibri"/>
+                <w:b w:val="0"/>
+                <w:sz w:val="18"/>
+              </w:rPr>
+              <w:t>Audit Reports &gt; Overview</w:t>
+            </w:r>
+          </w:p>
+        </w:tc>
+        <w:tc>
+          <w:tcPr>
+            <w:tcW w:type="dxa" w:w="3408"/>
+            <w:shd w:fill="C6EFCE" w:val="clear"/>
+          </w:tcPr>
+          <w:p>
+            <w:r>
+              <w:t>Not Completed</w:t>
+            </w:r>
+          </w:p>
+        </w:tc>
+        <w:tc>
+          <w:tcPr>
+            <w:tcW w:type="dxa" w:w="3408"/>
+          </w:tcPr>
+          <w:p>
+            <w:r>
+              <w:t>Not verified: the earlier note cited an Ops or academics collection that does not exist in the current code. Status carried over from 2026-10-12 23 Oct 2026 review: demonstration board, not a live production control.</w:t>
+            </w:r>
+          </w:p>
+        </w:tc>
+      </w:tr>
+      <w:tr>
+        <w:tc>
+          <w:tcPr>
+            <w:tcW w:type="dxa" w:w="3408"/>
+          </w:tcPr>
+          <w:p>
+            <w:r>
+              <w:rPr>
+                <w:rFonts w:ascii="Calibri" w:hAnsi="Calibri"/>
+                <w:b w:val="0"/>
+                <w:sz w:val="18"/>
+              </w:rPr>
+              <w:t>Audit Reports &gt; Compliance Score</w:t>
+            </w:r>
+          </w:p>
+        </w:tc>
+        <w:tc>
+          <w:tcPr>
+            <w:tcW w:type="dxa" w:w="3408"/>
+            <w:shd w:fill="C6EFCE" w:val="clear"/>
+          </w:tcPr>
+          <w:p>
+            <w:r>
+              <w:t>Not Completed</w:t>
+            </w:r>
+          </w:p>
+        </w:tc>
+        <w:tc>
+          <w:tcPr>
+            <w:tcW w:type="dxa" w:w="3408"/>
+          </w:tcPr>
+          <w:p>
+            <w:r>
+              <w:t>Not verified: the earlier note cited an Ops or academics collection that does not exist in the current code. Status carried over from 2026-10-12 23 Oct 2026 review: demonstration board, not a live production control.</w:t>
+            </w:r>
+          </w:p>
+        </w:tc>
+      </w:tr>
+      <w:tr>
+        <w:tc>
+          <w:tcPr>
+            <w:tcW w:type="dxa" w:w="3408"/>
+          </w:tcPr>
+          <w:p>
+            <w:r>
+              <w:rPr>
+                <w:rFonts w:ascii="Calibri" w:hAnsi="Calibri"/>
+                <w:b w:val="0"/>
+                <w:sz w:val="18"/>
+              </w:rPr>
+              <w:t>Audit Reports &gt; Department Ranking</w:t>
+            </w:r>
+          </w:p>
+        </w:tc>
+        <w:tc>
+          <w:tcPr>
+            <w:tcW w:type="dxa" w:w="3408"/>
+            <w:shd w:fill="C6EFCE" w:val="clear"/>
+          </w:tcPr>
+          <w:p>
+            <w:r>
+              <w:t>Not Completed</w:t>
+            </w:r>
+          </w:p>
+        </w:tc>
+        <w:tc>
+          <w:tcPr>
+            <w:tcW w:type="dxa" w:w="3408"/>
+          </w:tcPr>
+          <w:p>
+            <w:r>
+              <w:t>Not verified: the earlier note cited an Ops or academics collection that does not exist in the current code. Status carried over from 2026-10-12 23 Oct 2026 review: demonstration board, not a live production control.</w:t>
+            </w:r>
+          </w:p>
+        </w:tc>
+      </w:tr>
+      <w:tr>
+        <w:tc>
+          <w:tcPr>
+            <w:tcW w:type="dxa" w:w="3408"/>
+          </w:tcPr>
+          <w:p>
+            <w:r>
+              <w:rPr>
+                <w:rFonts w:ascii="Calibri" w:hAnsi="Calibri"/>
+                <w:b w:val="0"/>
+                <w:sz w:val="18"/>
+              </w:rPr>
+              <w:t>Audit Reports &gt; Pending Findings</w:t>
+            </w:r>
+          </w:p>
+        </w:tc>
+        <w:tc>
+          <w:tcPr>
+            <w:tcW w:type="dxa" w:w="3408"/>
+            <w:shd w:fill="C6EFCE" w:val="clear"/>
+          </w:tcPr>
+          <w:p>
+            <w:r>
+              <w:t>Not Completed</w:t>
+            </w:r>
+          </w:p>
+        </w:tc>
+        <w:tc>
+          <w:tcPr>
+            <w:tcW w:type="dxa" w:w="3408"/>
+          </w:tcPr>
+          <w:p>
+            <w:r>
+              <w:t>Not verified: the earlier note cited an Ops or academics collection that does not exist in the current code. Status carried over from 2026-10-12 23 Oct 2026 review: demonstration board, not a live production control.</w:t>
+            </w:r>
+          </w:p>
+        </w:tc>
+      </w:tr>
+      <w:tr>
+        <w:tc>
+          <w:tcPr>
+            <w:tcW w:type="dxa" w:w="3408"/>
+          </w:tcPr>
+          <w:p>
+            <w:r>
+              <w:rPr>
+                <w:rFonts w:ascii="Calibri" w:hAnsi="Calibri"/>
+                <w:b w:val="0"/>
+                <w:sz w:val="18"/>
+              </w:rPr>
+              <w:t>Audit Reports &gt; Critical Findings</w:t>
+            </w:r>
+          </w:p>
+        </w:tc>
+        <w:tc>
+          <w:tcPr>
+            <w:tcW w:type="dxa" w:w="3408"/>
+            <w:shd w:fill="C6EFCE" w:val="clear"/>
+          </w:tcPr>
+          <w:p>
+            <w:r>
+              <w:t>Not Completed</w:t>
+            </w:r>
+          </w:p>
+        </w:tc>
+        <w:tc>
+          <w:tcPr>
+            <w:tcW w:type="dxa" w:w="3408"/>
+          </w:tcPr>
+          <w:p>
+            <w:r>
+              <w:t>Not verified: the earlier note cited an Ops or academics collection that does not exist in the current code. Status carried over from 2026-10-12 23 Oct 2026 review: demonstration board, not a live production control.</w:t>
+            </w:r>
+          </w:p>
+        </w:tc>
+      </w:tr>
+      <w:tr>
+        <w:tc>
+          <w:tcPr>
+            <w:tcW w:type="dxa" w:w="3408"/>
+          </w:tcPr>
+          <w:p>
+            <w:r>
+              <w:rPr>
+                <w:rFonts w:ascii="Calibri" w:hAnsi="Calibri"/>
+                <w:b w:val="0"/>
+                <w:sz w:val="18"/>
+              </w:rPr>
+              <w:t>Audit Reports &gt; Risk Dashboard</w:t>
+            </w:r>
+          </w:p>
+        </w:tc>
+        <w:tc>
+          <w:tcPr>
+            <w:tcW w:type="dxa" w:w="3408"/>
+            <w:shd w:fill="C6EFCE" w:val="clear"/>
+          </w:tcPr>
+          <w:p>
+            <w:r>
+              <w:t>Not Completed</w:t>
+            </w:r>
+          </w:p>
+        </w:tc>
+        <w:tc>
+          <w:tcPr>
+            <w:tcW w:type="dxa" w:w="3408"/>
+          </w:tcPr>
+          <w:p>
+            <w:r>
+              <w:t>Not verified: the earlier note cited an Ops or academics collection that does not exist in the current code. Status carried over from 2026-10-12 23 Oct 2026 review: demonstration board, not a live production control.</w:t>
+            </w:r>
+          </w:p>
+        </w:tc>
+      </w:tr>
+      <w:tr>
+        <w:tc>
+          <w:tcPr>
+            <w:tcW w:type="dxa" w:w="3408"/>
+          </w:tcPr>
+          <w:p>
+            <w:r>
+              <w:rPr>
+                <w:rFonts w:ascii="Calibri" w:hAnsi="Calibri"/>
+                <w:b w:val="0"/>
+                <w:sz w:val="18"/>
+              </w:rPr>
+              <w:t>Star Ratings &gt; Star of the Month</w:t>
+            </w:r>
+          </w:p>
+        </w:tc>
+        <w:tc>
+          <w:tcPr>
+            <w:tcW w:type="dxa" w:w="3408"/>
+            <w:shd w:fill="C6EFCE" w:val="clear"/>
+          </w:tcPr>
+          <w:p>
+            <w:r>
+              <w:t>Partial</w:t>
+            </w:r>
+          </w:p>
+        </w:tc>
+        <w:tc>
+          <w:tcPr>
+            <w:tcW w:type="dxa" w:w="3408"/>
+          </w:tcPr>
+          <w:p>
+            <w:r>
+              <w:t>Not verified: the earlier note cited an Ops or academics collection that does not exist in the current code. Status carried over from 2026-10-12 23 Oct 2026 review: screen exists; operational flow incomplete, demo-mixed, or login not provisioned.</w:t>
+            </w:r>
+          </w:p>
+        </w:tc>
+      </w:tr>
+      <w:tr>
+        <w:tc>
+          <w:tcPr>
+            <w:tcW w:type="dxa" w:w="3408"/>
+          </w:tcPr>
+          <w:p>
+            <w:r>
+              <w:rPr>
+                <w:rFonts w:ascii="Calibri" w:hAnsi="Calibri"/>
+                <w:b w:val="0"/>
+                <w:sz w:val="18"/>
+              </w:rPr>
+              <w:t>Star Ratings &gt; Star of the Year</w:t>
+            </w:r>
+          </w:p>
+        </w:tc>
+        <w:tc>
+          <w:tcPr>
+            <w:tcW w:type="dxa" w:w="3408"/>
+            <w:shd w:fill="C6EFCE" w:val="clear"/>
+          </w:tcPr>
+          <w:p>
+            <w:r>
+              <w:t>Partial</w:t>
+            </w:r>
+          </w:p>
+        </w:tc>
+        <w:tc>
+          <w:tcPr>
+            <w:tcW w:type="dxa" w:w="3408"/>
+          </w:tcPr>
+          <w:p>
+            <w:r>
+              <w:t>Not verified: the earlier note cited an Ops or academics collection that does not exist in the current code. Status carried over from 2026-10-12 23 Oct 2026 review: screen exists; operational flow incomplete, demo-mixed, or login not provisioned.</w:t>
+            </w:r>
+          </w:p>
+        </w:tc>
+      </w:tr>
+      <w:tr>
+        <w:tc>
+          <w:tcPr>
+            <w:tcW w:type="dxa" w:w="3408"/>
+          </w:tcPr>
+          <w:p>
+            <w:r>
+              <w:rPr>
+                <w:rFonts w:ascii="Calibri" w:hAnsi="Calibri"/>
+                <w:b w:val="0"/>
+                <w:sz w:val="18"/>
+              </w:rPr>
+              <w:t>Task Management</w:t>
+            </w:r>
+          </w:p>
+        </w:tc>
+        <w:tc>
+          <w:tcPr>
+            <w:tcW w:type="dxa" w:w="3408"/>
+            <w:shd w:fill="C6EFCE" w:val="clear"/>
+          </w:tcPr>
+          <w:p>
+            <w:r>
               <w:rPr>
                 <w:rFonts w:ascii="Calibri" w:hAnsi="Calibri"/>
                 <w:b w:val="0"/>
                 <w:color w:val="006100"/>
                 <w:sz w:val="18"/>
               </w:rPr>
-              <w:t>Completed</w:t>
-            </w:r>
-          </w:p>
-        </w:tc>
-        <w:tc>
-          <w:tcPr>
-            <w:tcW w:type="dxa" w:w="3408"/>
-          </w:tcPr>
-          <w:p>
-            <w:r>
-              <w:rPr>
-                <w:rFonts w:ascii="Calibri" w:hAnsi="Calibri"/>
-                <w:b w:val="0"/>
-                <w:sz w:val="18"/>
-              </w:rPr>
-              <w:t>HR attendance portal feed</w:t>
-            </w:r>
-          </w:p>
-        </w:tc>
-      </w:tr>
-      <w:tr>
-        <w:tc>
-          <w:tcPr>
-            <w:tcW w:type="dxa" w:w="3408"/>
-          </w:tcPr>
-          <w:p>
-            <w:r>
-              <w:rPr>
-                <w:rFonts w:ascii="Calibri" w:hAnsi="Calibri"/>
-                <w:b w:val="0"/>
-                <w:sz w:val="18"/>
-              </w:rPr>
-              <w:t>User Database &gt; Students List</w:t>
+              <w:t xml:space="preserve">Completed</w:t>
+            </w:r>
+          </w:p>
+        </w:tc>
+        <w:tc>
+          <w:tcPr>
+            <w:tcW w:type="dxa" w:w="3408"/>
+          </w:tcPr>
+          <w:p>
+            <w:r>
+              <w:rPr>
+                <w:rFonts w:ascii="Calibri" w:hAnsi="Calibri"/>
+                <w:b w:val="0"/>
+                <w:sz w:val="18"/>
+              </w:rPr>
+              <w:t xml:space="preserve">Tasks API (GET/POST /tasks, flag VITE_USE_API_TASKS). Carried over from 2026-10-12; not re-checked for this panel</w:t>
+            </w:r>
+          </w:p>
+        </w:tc>
+      </w:tr>
+      <w:tr>
+        <w:tc>
+          <w:tcPr>
+            <w:tcW w:type="dxa" w:w="3408"/>
+          </w:tcPr>
+          <w:p>
+            <w:r>
+              <w:rPr>
+                <w:rFonts w:ascii="Calibri" w:hAnsi="Calibri"/>
+                <w:b w:val="0"/>
+                <w:sz w:val="18"/>
+              </w:rPr>
+              <w:t>Leave Request</w:t>
             </w:r>
           </w:p>
         </w:tc>
@@ -2487,39 +3193,39 @@
                 <w:color w:val="006100"/>
                 <w:sz w:val="18"/>
               </w:rPr>
-              <w:t>Completed</w:t>
-            </w:r>
-          </w:p>
-        </w:tc>
-        <w:tc>
-          <w:tcPr>
-            <w:tcW w:type="dxa" w:w="3408"/>
-          </w:tcPr>
-          <w:p>
-            <w:r>
-              <w:rPr>
-                <w:rFonts w:ascii="Calibri" w:hAnsi="Calibri"/>
-                <w:b w:val="0"/>
-                <w:sz w:val="18"/>
-              </w:rPr>
-              <w:t>GET /students</w:t>
-            </w:r>
-          </w:p>
-        </w:tc>
-      </w:tr>
-      <w:tr>
-        <w:tc>
-          <w:tcPr>
-            <w:tcW w:type="dxa" w:w="3408"/>
-          </w:tcPr>
-          <w:p>
-            <w:r>
-              <w:rPr>
-                <w:rFonts w:ascii="Calibri" w:hAnsi="Calibri"/>
-                <w:b w:val="0"/>
-                <w:sz w:val="18"/>
-              </w:rPr>
-              <w:t>User Database &gt; Employee List</w:t>
+              <w:t xml:space="preserve">Completed</w:t>
+            </w:r>
+          </w:p>
+        </w:tc>
+        <w:tc>
+          <w:tcPr>
+            <w:tcW w:type="dxa" w:w="3408"/>
+          </w:tcPr>
+          <w:p>
+            <w:r>
+              <w:rPr>
+                <w:rFonts w:ascii="Calibri" w:hAnsi="Calibri"/>
+                <w:b w:val="0"/>
+                <w:sz w:val="18"/>
+              </w:rPr>
+              <w:t xml:space="preserve">Leave API (GET/POST /leave-requests, flag VITE_USE_API_LEAVE) with a localStorage mirror. Carried over from 2026-10-12; not re-checked for this panel</w:t>
+            </w:r>
+          </w:p>
+        </w:tc>
+      </w:tr>
+      <w:tr>
+        <w:tc>
+          <w:tcPr>
+            <w:tcW w:type="dxa" w:w="3408"/>
+          </w:tcPr>
+          <w:p>
+            <w:r>
+              <w:rPr>
+                <w:rFonts w:ascii="Calibri" w:hAnsi="Calibri"/>
+                <w:b w:val="0"/>
+                <w:sz w:val="18"/>
+              </w:rPr>
+              <w:t>Approvals</w:t>
             </w:r>
           </w:p>
         </w:tc>
@@ -2530,45 +3236,121 @@
           </w:tcPr>
           <w:p>
             <w:r>
+              <w:t>Partial</w:t>
+            </w:r>
+          </w:p>
+        </w:tc>
+        <w:tc>
+          <w:tcPr>
+            <w:tcW w:type="dxa" w:w="3408"/>
+          </w:tcPr>
+          <w:p>
+            <w:r>
+              <w:t>Not verified: the earlier note cited an Ops or academics collection that does not exist in the current code. Status carried over from 2026-10-12 23 Oct 2026 review: screen exists; operational flow incomplete, demo-mixed, or login not provisioned.</w:t>
+            </w:r>
+          </w:p>
+        </w:tc>
+      </w:tr>
+      <w:tr>
+        <w:tc>
+          <w:tcPr>
+            <w:tcW w:type="dxa" w:w="3408"/>
+          </w:tcPr>
+          <w:p>
+            <w:r>
+              <w:rPr>
+                <w:rFonts w:ascii="Calibri" w:hAnsi="Calibri"/>
+                <w:b w:val="0"/>
+                <w:sz w:val="18"/>
+              </w:rPr>
+              <w:t>Announcement</w:t>
+            </w:r>
+          </w:p>
+        </w:tc>
+        <w:tc>
+          <w:tcPr>
+            <w:tcW w:type="dxa" w:w="3408"/>
+            <w:shd w:fill="C6EFCE" w:val="clear"/>
+          </w:tcPr>
+          <w:p>
+            <w:r>
+              <w:t>Partial</w:t>
+            </w:r>
+          </w:p>
+        </w:tc>
+        <w:tc>
+          <w:tcPr>
+            <w:tcW w:type="dxa" w:w="3408"/>
+          </w:tcPr>
+          <w:p>
+            <w:r>
+              <w:t>Not verified: the earlier note cited an Ops or academics collection that does not exist in the current code. Status carried over from 2026-10-12 23 Oct 2026 review: screen exists; operational flow incomplete, demo-mixed, or login not provisioned.</w:t>
+            </w:r>
+          </w:p>
+        </w:tc>
+      </w:tr>
+      <w:tr>
+        <w:tc>
+          <w:tcPr>
+            <w:tcW w:type="dxa" w:w="3408"/>
+          </w:tcPr>
+          <w:p>
+            <w:r>
+              <w:rPr>
+                <w:rFonts w:ascii="Calibri" w:hAnsi="Calibri"/>
+                <w:b w:val="0"/>
+                <w:sz w:val="18"/>
+              </w:rPr>
+              <w:t>Communication</w:t>
+            </w:r>
+          </w:p>
+        </w:tc>
+        <w:tc>
+          <w:tcPr>
+            <w:tcW w:type="dxa" w:w="3408"/>
+            <w:shd w:fill="C6EFCE" w:val="clear"/>
+          </w:tcPr>
+          <w:p>
+            <w:r>
               <w:rPr>
                 <w:rFonts w:ascii="Calibri" w:hAnsi="Calibri"/>
                 <w:b w:val="0"/>
                 <w:color w:val="006100"/>
                 <w:sz w:val="18"/>
               </w:rPr>
-              <w:t>Completed</w:t>
-            </w:r>
-          </w:p>
-        </w:tc>
-        <w:tc>
-          <w:tcPr>
-            <w:tcW w:type="dxa" w:w="3408"/>
-          </w:tcPr>
-          <w:p>
-            <w:r>
-              <w:rPr>
-                <w:rFonts w:ascii="Calibri" w:hAnsi="Calibri"/>
-                <w:b w:val="0"/>
-                <w:sz w:val="18"/>
-              </w:rPr>
-              <w:t>HR employees API hydrate</w:t>
-            </w:r>
-          </w:p>
-        </w:tc>
-      </w:tr>
-      <w:tr>
-        <w:tc>
-          <w:tcPr>
-            <w:tcW w:type="dxa" w:w="3408"/>
-          </w:tcPr>
-          <w:p>
-            <w:r>
-              <w:rPr>
-                <w:rFonts w:ascii="Calibri" w:hAnsi="Calibri"/>
-                <w:b w:val="0"/>
-                <w:sz w:val="18"/>
-              </w:rPr>
-              <w:t>User Creation</w:t>
+              <w:t xml:space="preserve">Completed</w:t>
+            </w:r>
+          </w:p>
+        </w:tc>
+        <w:tc>
+          <w:tcPr>
+            <w:tcW w:type="dxa" w:w="3408"/>
+          </w:tcPr>
+          <w:p>
+            <w:r>
+              <w:rPr>
+                <w:rFonts w:ascii="Calibri" w:hAnsi="Calibri"/>
+                <w:b w:val="0"/>
+                <w:sz w:val="18"/>
+              </w:rPr>
+              <w:t xml:space="preserve">Not verified: the earlier note cited an Ops or academics collection that does not exist in the current code. Status carried over from 2026-10-12</w:t>
+            </w:r>
+          </w:p>
+        </w:tc>
+      </w:tr>
+      <w:tr>
+        <w:tc>
+          <w:tcPr>
+            <w:tcW w:type="dxa" w:w="3408"/>
+          </w:tcPr>
+          <w:p>
+            <w:r>
+              <w:rPr>
+                <w:rFonts w:ascii="Calibri" w:hAnsi="Calibri"/>
+                <w:b w:val="0"/>
+                <w:sz w:val="18"/>
+              </w:rPr>
+              <w:t>Calendar</w:t>
             </w:r>
           </w:p>
         </w:tc>
@@ -2617,7 +3399,7 @@
                 <w:b w:val="0"/>
                 <w:sz w:val="18"/>
               </w:rPr>
-              <w:t>Gate Pass</w:t>
+              <w:t>Notifications</w:t>
             </w:r>
           </w:p>
         </w:tc>
@@ -2666,7 +3448,7 @@
                 <w:b w:val="0"/>
                 <w:sz w:val="18"/>
               </w:rPr>
-              <w:t>Transport Overview</w:t>
+              <w:t>Escalation Management</w:t>
             </w:r>
           </w:p>
         </w:tc>
@@ -2698,24 +3480,24 @@
                 <w:b w:val="0"/>
                 <w:sz w:val="18"/>
               </w:rPr>
-              <w:t xml:space="preserve">Not verified: the earlier note cited an Ops or academics collection that does not exist in the current code. Status carried over from 2026-10-12</w:t>
-            </w:r>
-          </w:p>
-        </w:tc>
-      </w:tr>
-      <w:tr>
-        <w:tc>
-          <w:tcPr>
-            <w:tcW w:type="dxa" w:w="3408"/>
-          </w:tcPr>
-          <w:p>
-            <w:r>
-              <w:rPr>
-                <w:rFonts w:ascii="Calibri" w:hAnsi="Calibri"/>
-                <w:b w:val="0"/>
-                <w:sz w:val="18"/>
-              </w:rPr>
-              <w:t>Finance &gt; Finance Overview</w:t>
+              <w:t xml:space="preserve">Escalations API (GET/POST /escalations, flag VITE_USE_API_ESCALATIONS) with a localStorage mirror. Carried over from 2026-10-12; not re-checked for this panel</w:t>
+            </w:r>
+          </w:p>
+        </w:tc>
+      </w:tr>
+      <w:tr>
+        <w:tc>
+          <w:tcPr>
+            <w:tcW w:type="dxa" w:w="3408"/>
+          </w:tcPr>
+          <w:p>
+            <w:r>
+              <w:rPr>
+                <w:rFonts w:ascii="Calibri" w:hAnsi="Calibri"/>
+                <w:b w:val="0"/>
+                <w:sz w:val="18"/>
+              </w:rPr>
+              <w:t>Activity Logs &gt; Login History</w:t>
             </w:r>
           </w:p>
         </w:tc>
@@ -2726,45 +3508,34 @@
           </w:tcPr>
           <w:p>
             <w:r>
-              <w:rPr>
-                <w:rFonts w:ascii="Calibri" w:hAnsi="Calibri"/>
-                <w:b w:val="0"/>
-                <w:color w:val="006100"/>
-                <w:sz w:val="18"/>
-              </w:rPr>
-              <w:t>Completed</w:t>
-            </w:r>
-          </w:p>
-        </w:tc>
-        <w:tc>
-          <w:tcPr>
-            <w:tcW w:type="dxa" w:w="3408"/>
-          </w:tcPr>
-          <w:p>
-            <w:r>
-              <w:rPr>
-                <w:rFonts w:ascii="Calibri" w:hAnsi="Calibri"/>
-                <w:b w:val="0"/>
-                <w:sz w:val="18"/>
-              </w:rPr>
-              <w:t>financeApi pullFinanceState snapshot (VITE_USE_API_FINANCE)</w:t>
-            </w:r>
-          </w:p>
-        </w:tc>
-      </w:tr>
-      <w:tr>
-        <w:tc>
-          <w:tcPr>
-            <w:tcW w:type="dxa" w:w="3408"/>
-          </w:tcPr>
-          <w:p>
-            <w:r>
-              <w:rPr>
-                <w:rFonts w:ascii="Calibri" w:hAnsi="Calibri"/>
-                <w:b w:val="0"/>
-                <w:sz w:val="18"/>
-              </w:rPr>
-              <w:t>Finance &gt; Fees Management</w:t>
+              <w:t>Not Completed</w:t>
+            </w:r>
+          </w:p>
+        </w:tc>
+        <w:tc>
+          <w:tcPr>
+            <w:tcW w:type="dxa" w:w="3408"/>
+          </w:tcPr>
+          <w:p>
+            <w:r>
+              <w:t>GET /audit-logs mapped by action → login/data/delete/approval/failed 23 Oct 2026 review: demonstration board, not a live production control.</w:t>
+            </w:r>
+          </w:p>
+        </w:tc>
+      </w:tr>
+      <w:tr>
+        <w:tc>
+          <w:tcPr>
+            <w:tcW w:type="dxa" w:w="3408"/>
+          </w:tcPr>
+          <w:p>
+            <w:r>
+              <w:rPr>
+                <w:rFonts w:ascii="Calibri" w:hAnsi="Calibri"/>
+                <w:b w:val="0"/>
+                <w:sz w:val="18"/>
+              </w:rPr>
+              <w:t>Activity Logs &gt; Data Changes</w:t>
             </w:r>
           </w:p>
         </w:tc>
@@ -2775,45 +3546,34 @@
           </w:tcPr>
           <w:p>
             <w:r>
-              <w:rPr>
-                <w:rFonts w:ascii="Calibri" w:hAnsi="Calibri"/>
-                <w:b w:val="0"/>
-                <w:color w:val="006100"/>
-                <w:sz w:val="18"/>
-              </w:rPr>
-              <w:t>Completed</w:t>
-            </w:r>
-          </w:p>
-        </w:tc>
-        <w:tc>
-          <w:tcPr>
-            <w:tcW w:type="dxa" w:w="3408"/>
-          </w:tcPr>
-          <w:p>
-            <w:r>
-              <w:rPr>
-                <w:rFonts w:ascii="Calibri" w:hAnsi="Calibri"/>
-                <w:b w:val="0"/>
-                <w:sz w:val="18"/>
-              </w:rPr>
-              <w:t>financeApi pullFinanceState snapshot (VITE_USE_API_FINANCE)</w:t>
-            </w:r>
-          </w:p>
-        </w:tc>
-      </w:tr>
-      <w:tr>
-        <w:tc>
-          <w:tcPr>
-            <w:tcW w:type="dxa" w:w="3408"/>
-          </w:tcPr>
-          <w:p>
-            <w:r>
-              <w:rPr>
-                <w:rFonts w:ascii="Calibri" w:hAnsi="Calibri"/>
-                <w:b w:val="0"/>
-                <w:sz w:val="18"/>
-              </w:rPr>
-              <w:t>Finance &gt; Collections</w:t>
+              <w:t>Not Completed</w:t>
+            </w:r>
+          </w:p>
+        </w:tc>
+        <w:tc>
+          <w:tcPr>
+            <w:tcW w:type="dxa" w:w="3408"/>
+          </w:tcPr>
+          <w:p>
+            <w:r>
+              <w:t>GET /audit-logs mapped by action → login/data/delete/approval/failed 23 Oct 2026 review: demonstration board, not a live production control.</w:t>
+            </w:r>
+          </w:p>
+        </w:tc>
+      </w:tr>
+      <w:tr>
+        <w:tc>
+          <w:tcPr>
+            <w:tcW w:type="dxa" w:w="3408"/>
+          </w:tcPr>
+          <w:p>
+            <w:r>
+              <w:rPr>
+                <w:rFonts w:ascii="Calibri" w:hAnsi="Calibri"/>
+                <w:b w:val="0"/>
+                <w:sz w:val="18"/>
+              </w:rPr>
+              <w:t>Activity Logs &gt; Deleted Records</w:t>
             </w:r>
           </w:p>
         </w:tc>
@@ -2824,45 +3584,34 @@
           </w:tcPr>
           <w:p>
             <w:r>
-              <w:rPr>
-                <w:rFonts w:ascii="Calibri" w:hAnsi="Calibri"/>
-                <w:b w:val="0"/>
-                <w:color w:val="006100"/>
-                <w:sz w:val="18"/>
-              </w:rPr>
-              <w:t>Completed</w:t>
-            </w:r>
-          </w:p>
-        </w:tc>
-        <w:tc>
-          <w:tcPr>
-            <w:tcW w:type="dxa" w:w="3408"/>
-          </w:tcPr>
-          <w:p>
-            <w:r>
-              <w:rPr>
-                <w:rFonts w:ascii="Calibri" w:hAnsi="Calibri"/>
-                <w:b w:val="0"/>
-                <w:sz w:val="18"/>
-              </w:rPr>
-              <w:t>financeApi pullFinanceState snapshot (VITE_USE_API_FINANCE)</w:t>
-            </w:r>
-          </w:p>
-        </w:tc>
-      </w:tr>
-      <w:tr>
-        <w:tc>
-          <w:tcPr>
-            <w:tcW w:type="dxa" w:w="3408"/>
-          </w:tcPr>
-          <w:p>
-            <w:r>
-              <w:rPr>
-                <w:rFonts w:ascii="Calibri" w:hAnsi="Calibri"/>
-                <w:b w:val="0"/>
-                <w:sz w:val="18"/>
-              </w:rPr>
-              <w:t>Finance &gt; Wallet Management</w:t>
+              <w:t>Not Completed</w:t>
+            </w:r>
+          </w:p>
+        </w:tc>
+        <w:tc>
+          <w:tcPr>
+            <w:tcW w:type="dxa" w:w="3408"/>
+          </w:tcPr>
+          <w:p>
+            <w:r>
+              <w:t>GET /audit-logs mapped by action → login/data/delete/approval/failed 23 Oct 2026 review: demonstration board, not a live production control.</w:t>
+            </w:r>
+          </w:p>
+        </w:tc>
+      </w:tr>
+      <w:tr>
+        <w:tc>
+          <w:tcPr>
+            <w:tcW w:type="dxa" w:w="3408"/>
+          </w:tcPr>
+          <w:p>
+            <w:r>
+              <w:rPr>
+                <w:rFonts w:ascii="Calibri" w:hAnsi="Calibri"/>
+                <w:b w:val="0"/>
+                <w:sz w:val="18"/>
+              </w:rPr>
+              <w:t>Activity Logs &gt; Approval Actions</w:t>
             </w:r>
           </w:p>
         </w:tc>
@@ -2873,45 +3622,34 @@
           </w:tcPr>
           <w:p>
             <w:r>
-              <w:rPr>
-                <w:rFonts w:ascii="Calibri" w:hAnsi="Calibri"/>
-                <w:b w:val="0"/>
-                <w:color w:val="006100"/>
-                <w:sz w:val="18"/>
-              </w:rPr>
-              <w:t>Completed</w:t>
-            </w:r>
-          </w:p>
-        </w:tc>
-        <w:tc>
-          <w:tcPr>
-            <w:tcW w:type="dxa" w:w="3408"/>
-          </w:tcPr>
-          <w:p>
-            <w:r>
-              <w:rPr>
-                <w:rFonts w:ascii="Calibri" w:hAnsi="Calibri"/>
-                <w:b w:val="0"/>
-                <w:sz w:val="18"/>
-              </w:rPr>
-              <w:t>financeApi pullFinanceState snapshot (VITE_USE_API_FINANCE)</w:t>
-            </w:r>
-          </w:p>
-        </w:tc>
-      </w:tr>
-      <w:tr>
-        <w:tc>
-          <w:tcPr>
-            <w:tcW w:type="dxa" w:w="3408"/>
-          </w:tcPr>
-          <w:p>
-            <w:r>
-              <w:rPr>
-                <w:rFonts w:ascii="Calibri" w:hAnsi="Calibri"/>
-                <w:b w:val="0"/>
-                <w:sz w:val="18"/>
-              </w:rPr>
-              <w:t>Finance &gt; Transport Finance</w:t>
+              <w:t>Not Completed</w:t>
+            </w:r>
+          </w:p>
+        </w:tc>
+        <w:tc>
+          <w:tcPr>
+            <w:tcW w:type="dxa" w:w="3408"/>
+          </w:tcPr>
+          <w:p>
+            <w:r>
+              <w:t>GET /audit-logs mapped by action → login/data/delete/approval/failed 23 Oct 2026 review: demonstration board, not a live production control.</w:t>
+            </w:r>
+          </w:p>
+        </w:tc>
+      </w:tr>
+      <w:tr>
+        <w:tc>
+          <w:tcPr>
+            <w:tcW w:type="dxa" w:w="3408"/>
+          </w:tcPr>
+          <w:p>
+            <w:r>
+              <w:rPr>
+                <w:rFonts w:ascii="Calibri" w:hAnsi="Calibri"/>
+                <w:b w:val="0"/>
+                <w:sz w:val="18"/>
+              </w:rPr>
+              <w:t>Activity Logs &gt; Audit Logs</w:t>
             </w:r>
           </w:p>
         </w:tc>
@@ -2922,45 +3660,34 @@
           </w:tcPr>
           <w:p>
             <w:r>
-              <w:rPr>
-                <w:rFonts w:ascii="Calibri" w:hAnsi="Calibri"/>
-                <w:b w:val="0"/>
-                <w:color w:val="006100"/>
-                <w:sz w:val="18"/>
-              </w:rPr>
-              <w:t>Completed</w:t>
-            </w:r>
-          </w:p>
-        </w:tc>
-        <w:tc>
-          <w:tcPr>
-            <w:tcW w:type="dxa" w:w="3408"/>
-          </w:tcPr>
-          <w:p>
-            <w:r>
-              <w:rPr>
-                <w:rFonts w:ascii="Calibri" w:hAnsi="Calibri"/>
-                <w:b w:val="0"/>
-                <w:sz w:val="18"/>
-              </w:rPr>
-              <w:t>financeApi pullFinanceState snapshot (VITE_USE_API_FINANCE)</w:t>
-            </w:r>
-          </w:p>
-        </w:tc>
-      </w:tr>
-      <w:tr>
-        <w:tc>
-          <w:tcPr>
-            <w:tcW w:type="dxa" w:w="3408"/>
-          </w:tcPr>
-          <w:p>
-            <w:r>
-              <w:rPr>
-                <w:rFonts w:ascii="Calibri" w:hAnsi="Calibri"/>
-                <w:b w:val="0"/>
-                <w:sz w:val="18"/>
-              </w:rPr>
-              <w:t>Finance &gt; Accounting</w:t>
+              <w:t>Not Completed</w:t>
+            </w:r>
+          </w:p>
+        </w:tc>
+        <w:tc>
+          <w:tcPr>
+            <w:tcW w:type="dxa" w:w="3408"/>
+          </w:tcPr>
+          <w:p>
+            <w:r>
+              <w:t>GET /audit-logs mapped by action → login/data/delete/approval/failed 23 Oct 2026 review: demonstration board, not a live production control.</w:t>
+            </w:r>
+          </w:p>
+        </w:tc>
+      </w:tr>
+      <w:tr>
+        <w:tc>
+          <w:tcPr>
+            <w:tcW w:type="dxa" w:w="3408"/>
+          </w:tcPr>
+          <w:p>
+            <w:r>
+              <w:rPr>
+                <w:rFonts w:ascii="Calibri" w:hAnsi="Calibri"/>
+                <w:b w:val="0"/>
+                <w:sz w:val="18"/>
+              </w:rPr>
+              <w:t>Activity Logs &gt; Failed Logins</w:t>
             </w:r>
           </w:p>
         </w:tc>
@@ -2971,45 +3698,34 @@
           </w:tcPr>
           <w:p>
             <w:r>
-              <w:rPr>
-                <w:rFonts w:ascii="Calibri" w:hAnsi="Calibri"/>
-                <w:b w:val="0"/>
-                <w:color w:val="006100"/>
-                <w:sz w:val="18"/>
-              </w:rPr>
-              <w:t>Completed</w:t>
-            </w:r>
-          </w:p>
-        </w:tc>
-        <w:tc>
-          <w:tcPr>
-            <w:tcW w:type="dxa" w:w="3408"/>
-          </w:tcPr>
-          <w:p>
-            <w:r>
-              <w:rPr>
-                <w:rFonts w:ascii="Calibri" w:hAnsi="Calibri"/>
-                <w:b w:val="0"/>
-                <w:sz w:val="18"/>
-              </w:rPr>
-              <w:t>financeApi pullFinanceState snapshot (VITE_USE_API_FINANCE)</w:t>
-            </w:r>
-          </w:p>
-        </w:tc>
-      </w:tr>
-      <w:tr>
-        <w:tc>
-          <w:tcPr>
-            <w:tcW w:type="dxa" w:w="3408"/>
-          </w:tcPr>
-          <w:p>
-            <w:r>
-              <w:rPr>
-                <w:rFonts w:ascii="Calibri" w:hAnsi="Calibri"/>
-                <w:b w:val="0"/>
-                <w:sz w:val="18"/>
-              </w:rPr>
-              <w:t>Finance &gt; Reports &amp; Analytics</w:t>
+              <w:t>Not Completed</w:t>
+            </w:r>
+          </w:p>
+        </w:tc>
+        <w:tc>
+          <w:tcPr>
+            <w:tcW w:type="dxa" w:w="3408"/>
+          </w:tcPr>
+          <w:p>
+            <w:r>
+              <w:t>GET /audit-logs mapped by action → login/data/delete/approval/failed 23 Oct 2026 review: demonstration board, not a live production control.</w:t>
+            </w:r>
+          </w:p>
+        </w:tc>
+      </w:tr>
+      <w:tr>
+        <w:tc>
+          <w:tcPr>
+            <w:tcW w:type="dxa" w:w="3408"/>
+          </w:tcPr>
+          <w:p>
+            <w:r>
+              <w:rPr>
+                <w:rFonts w:ascii="Calibri" w:hAnsi="Calibri"/>
+                <w:b w:val="0"/>
+                <w:sz w:val="18"/>
+              </w:rPr>
+              <w:t>Activity Logs &gt; Demo Activity</w:t>
             </w:r>
           </w:p>
         </w:tc>
@@ -3020,45 +3736,34 @@
           </w:tcPr>
           <w:p>
             <w:r>
-              <w:rPr>
-                <w:rFonts w:ascii="Calibri" w:hAnsi="Calibri"/>
-                <w:b w:val="0"/>
-                <w:color w:val="006100"/>
-                <w:sz w:val="18"/>
-              </w:rPr>
-              <w:t>Completed</w:t>
-            </w:r>
-          </w:p>
-        </w:tc>
-        <w:tc>
-          <w:tcPr>
-            <w:tcW w:type="dxa" w:w="3408"/>
-          </w:tcPr>
-          <w:p>
-            <w:r>
-              <w:rPr>
-                <w:rFonts w:ascii="Calibri" w:hAnsi="Calibri"/>
-                <w:b w:val="0"/>
-                <w:sz w:val="18"/>
-              </w:rPr>
-              <w:t>financeApi pullFinanceState snapshot (VITE_USE_API_FINANCE)</w:t>
-            </w:r>
-          </w:p>
-        </w:tc>
-      </w:tr>
-      <w:tr>
-        <w:tc>
-          <w:tcPr>
-            <w:tcW w:type="dxa" w:w="3408"/>
-          </w:tcPr>
-          <w:p>
-            <w:r>
-              <w:rPr>
-                <w:rFonts w:ascii="Calibri" w:hAnsi="Calibri"/>
-                <w:b w:val="0"/>
-                <w:sz w:val="18"/>
-              </w:rPr>
-              <w:t>Audit Reports &gt; Overview</w:t>
+              <w:t>Not Completed</w:t>
+            </w:r>
+          </w:p>
+        </w:tc>
+        <w:tc>
+          <w:tcPr>
+            <w:tcW w:type="dxa" w:w="3408"/>
+          </w:tcPr>
+          <w:p>
+            <w:r>
+              <w:t>GET /audit-logs mapped by action → login/data/delete/approval/failed 23 Oct 2026 review: demonstration board, not a live production control.</w:t>
+            </w:r>
+          </w:p>
+        </w:tc>
+      </w:tr>
+      <w:tr>
+        <w:tc>
+          <w:tcPr>
+            <w:tcW w:type="dxa" w:w="3408"/>
+          </w:tcPr>
+          <w:p>
+            <w:r>
+              <w:rPr>
+                <w:rFonts w:ascii="Calibri" w:hAnsi="Calibri"/>
+                <w:b w:val="0"/>
+                <w:sz w:val="18"/>
+              </w:rPr>
+              <w:t>Re-entry Approvals</w:t>
             </w:r>
           </w:p>
         </w:tc>
@@ -3069,45 +3774,34 @@
           </w:tcPr>
           <w:p>
             <w:r>
-              <w:rPr>
-                <w:rFonts w:ascii="Calibri" w:hAnsi="Calibri"/>
-                <w:b w:val="0"/>
-                <w:color w:val="006100"/>
-                <w:sz w:val="18"/>
-              </w:rPr>
-              <w:t xml:space="preserve">Completed</w:t>
-            </w:r>
-          </w:p>
-        </w:tc>
-        <w:tc>
-          <w:tcPr>
-            <w:tcW w:type="dxa" w:w="3408"/>
-          </w:tcPr>
-          <w:p>
-            <w:r>
-              <w:rPr>
-                <w:rFonts w:ascii="Calibri" w:hAnsi="Calibri"/>
-                <w:b w:val="0"/>
-                <w:sz w:val="18"/>
-              </w:rPr>
-              <w:t xml:space="preserve">Not verified: the earlier note cited an Ops or academics collection that does not exist in the current code. Status carried over from 2026-10-12</w:t>
-            </w:r>
-          </w:p>
-        </w:tc>
-      </w:tr>
-      <w:tr>
-        <w:tc>
-          <w:tcPr>
-            <w:tcW w:type="dxa" w:w="3408"/>
-          </w:tcPr>
-          <w:p>
-            <w:r>
-              <w:rPr>
-                <w:rFonts w:ascii="Calibri" w:hAnsi="Calibri"/>
-                <w:b w:val="0"/>
-                <w:sz w:val="18"/>
-              </w:rPr>
-              <w:t>Audit Reports &gt; Compliance Score</w:t>
+              <w:t>Not Completed</w:t>
+            </w:r>
+          </w:p>
+        </w:tc>
+        <w:tc>
+          <w:tcPr>
+            <w:tcW w:type="dxa" w:w="3408"/>
+          </w:tcPr>
+          <w:p>
+            <w:r>
+              <w:t>Not verified: the earlier note cited an Ops or academics collection that does not exist in the current code. Status carried over from 2026-10-12 23 Oct 2026 review: demonstration board, not a live production control.</w:t>
+            </w:r>
+          </w:p>
+        </w:tc>
+      </w:tr>
+      <w:tr>
+        <w:tc>
+          <w:tcPr>
+            <w:tcW w:type="dxa" w:w="3408"/>
+          </w:tcPr>
+          <w:p>
+            <w:r>
+              <w:rPr>
+                <w:rFonts w:ascii="Calibri" w:hAnsi="Calibri"/>
+                <w:b w:val="0"/>
+                <w:sz w:val="18"/>
+              </w:rPr>
+              <w:t>Module Health</w:t>
             </w:r>
           </w:p>
         </w:tc>
@@ -3118,1155 +3812,17 @@
           </w:tcPr>
           <w:p>
             <w:r>
-              <w:rPr>
-                <w:rFonts w:ascii="Calibri" w:hAnsi="Calibri"/>
-                <w:b w:val="0"/>
-                <w:color w:val="006100"/>
-                <w:sz w:val="18"/>
-              </w:rPr>
-              <w:t xml:space="preserve">Completed</w:t>
-            </w:r>
-          </w:p>
-        </w:tc>
-        <w:tc>
-          <w:tcPr>
-            <w:tcW w:type="dxa" w:w="3408"/>
-          </w:tcPr>
-          <w:p>
-            <w:r>
-              <w:rPr>
-                <w:rFonts w:ascii="Calibri" w:hAnsi="Calibri"/>
-                <w:b w:val="0"/>
-                <w:sz w:val="18"/>
-              </w:rPr>
-              <w:t xml:space="preserve">Not verified: the earlier note cited an Ops or academics collection that does not exist in the current code. Status carried over from 2026-10-12</w:t>
-            </w:r>
-          </w:p>
-        </w:tc>
-      </w:tr>
-      <w:tr>
-        <w:tc>
-          <w:tcPr>
-            <w:tcW w:type="dxa" w:w="3408"/>
-          </w:tcPr>
-          <w:p>
-            <w:r>
-              <w:rPr>
-                <w:rFonts w:ascii="Calibri" w:hAnsi="Calibri"/>
-                <w:b w:val="0"/>
-                <w:sz w:val="18"/>
-              </w:rPr>
-              <w:t>Audit Reports &gt; Department Ranking</w:t>
-            </w:r>
-          </w:p>
-        </w:tc>
-        <w:tc>
-          <w:tcPr>
-            <w:tcW w:type="dxa" w:w="3408"/>
-            <w:shd w:fill="C6EFCE" w:val="clear"/>
-          </w:tcPr>
-          <w:p>
-            <w:r>
-              <w:rPr>
-                <w:rFonts w:ascii="Calibri" w:hAnsi="Calibri"/>
-                <w:b w:val="0"/>
-                <w:color w:val="006100"/>
-                <w:sz w:val="18"/>
-              </w:rPr>
-              <w:t xml:space="preserve">Completed</w:t>
-            </w:r>
-          </w:p>
-        </w:tc>
-        <w:tc>
-          <w:tcPr>
-            <w:tcW w:type="dxa" w:w="3408"/>
-          </w:tcPr>
-          <w:p>
-            <w:r>
-              <w:rPr>
-                <w:rFonts w:ascii="Calibri" w:hAnsi="Calibri"/>
-                <w:b w:val="0"/>
-                <w:sz w:val="18"/>
-              </w:rPr>
-              <w:t xml:space="preserve">Not verified: the earlier note cited an Ops or academics collection that does not exist in the current code. Status carried over from 2026-10-12</w:t>
-            </w:r>
-          </w:p>
-        </w:tc>
-      </w:tr>
-      <w:tr>
-        <w:tc>
-          <w:tcPr>
-            <w:tcW w:type="dxa" w:w="3408"/>
-          </w:tcPr>
-          <w:p>
-            <w:r>
-              <w:rPr>
-                <w:rFonts w:ascii="Calibri" w:hAnsi="Calibri"/>
-                <w:b w:val="0"/>
-                <w:sz w:val="18"/>
-              </w:rPr>
-              <w:t>Audit Reports &gt; Pending Findings</w:t>
-            </w:r>
-          </w:p>
-        </w:tc>
-        <w:tc>
-          <w:tcPr>
-            <w:tcW w:type="dxa" w:w="3408"/>
-            <w:shd w:fill="C6EFCE" w:val="clear"/>
-          </w:tcPr>
-          <w:p>
-            <w:r>
-              <w:rPr>
-                <w:rFonts w:ascii="Calibri" w:hAnsi="Calibri"/>
-                <w:b w:val="0"/>
-                <w:color w:val="006100"/>
-                <w:sz w:val="18"/>
-              </w:rPr>
-              <w:t xml:space="preserve">Completed</w:t>
-            </w:r>
-          </w:p>
-        </w:tc>
-        <w:tc>
-          <w:tcPr>
-            <w:tcW w:type="dxa" w:w="3408"/>
-          </w:tcPr>
-          <w:p>
-            <w:r>
-              <w:rPr>
-                <w:rFonts w:ascii="Calibri" w:hAnsi="Calibri"/>
-                <w:b w:val="0"/>
-                <w:sz w:val="18"/>
-              </w:rPr>
-              <w:t xml:space="preserve">Not verified: the earlier note cited an Ops or academics collection that does not exist in the current code. Status carried over from 2026-10-12</w:t>
-            </w:r>
-          </w:p>
-        </w:tc>
-      </w:tr>
-      <w:tr>
-        <w:tc>
-          <w:tcPr>
-            <w:tcW w:type="dxa" w:w="3408"/>
-          </w:tcPr>
-          <w:p>
-            <w:r>
-              <w:rPr>
-                <w:rFonts w:ascii="Calibri" w:hAnsi="Calibri"/>
-                <w:b w:val="0"/>
-                <w:sz w:val="18"/>
-              </w:rPr>
-              <w:t>Audit Reports &gt; Critical Findings</w:t>
-            </w:r>
-          </w:p>
-        </w:tc>
-        <w:tc>
-          <w:tcPr>
-            <w:tcW w:type="dxa" w:w="3408"/>
-            <w:shd w:fill="C6EFCE" w:val="clear"/>
-          </w:tcPr>
-          <w:p>
-            <w:r>
-              <w:rPr>
-                <w:rFonts w:ascii="Calibri" w:hAnsi="Calibri"/>
-                <w:b w:val="0"/>
-                <w:color w:val="006100"/>
-                <w:sz w:val="18"/>
-              </w:rPr>
-              <w:t xml:space="preserve">Completed</w:t>
-            </w:r>
-          </w:p>
-        </w:tc>
-        <w:tc>
-          <w:tcPr>
-            <w:tcW w:type="dxa" w:w="3408"/>
-          </w:tcPr>
-          <w:p>
-            <w:r>
-              <w:rPr>
-                <w:rFonts w:ascii="Calibri" w:hAnsi="Calibri"/>
-                <w:b w:val="0"/>
-                <w:sz w:val="18"/>
-              </w:rPr>
-              <w:t xml:space="preserve">Not verified: the earlier note cited an Ops or academics collection that does not exist in the current code. Status carried over from 2026-10-12</w:t>
-            </w:r>
-          </w:p>
-        </w:tc>
-      </w:tr>
-      <w:tr>
-        <w:tc>
-          <w:tcPr>
-            <w:tcW w:type="dxa" w:w="3408"/>
-          </w:tcPr>
-          <w:p>
-            <w:r>
-              <w:rPr>
-                <w:rFonts w:ascii="Calibri" w:hAnsi="Calibri"/>
-                <w:b w:val="0"/>
-                <w:sz w:val="18"/>
-              </w:rPr>
-              <w:t>Audit Reports &gt; Risk Dashboard</w:t>
-            </w:r>
-          </w:p>
-        </w:tc>
-        <w:tc>
-          <w:tcPr>
-            <w:tcW w:type="dxa" w:w="3408"/>
-            <w:shd w:fill="C6EFCE" w:val="clear"/>
-          </w:tcPr>
-          <w:p>
-            <w:r>
-              <w:rPr>
-                <w:rFonts w:ascii="Calibri" w:hAnsi="Calibri"/>
-                <w:b w:val="0"/>
-                <w:color w:val="006100"/>
-                <w:sz w:val="18"/>
-              </w:rPr>
-              <w:t xml:space="preserve">Completed</w:t>
-            </w:r>
-          </w:p>
-        </w:tc>
-        <w:tc>
-          <w:tcPr>
-            <w:tcW w:type="dxa" w:w="3408"/>
-          </w:tcPr>
-          <w:p>
-            <w:r>
-              <w:rPr>
-                <w:rFonts w:ascii="Calibri" w:hAnsi="Calibri"/>
-                <w:b w:val="0"/>
-                <w:sz w:val="18"/>
-              </w:rPr>
-              <w:t xml:space="preserve">Not verified: the earlier note cited an Ops or academics collection that does not exist in the current code. Status carried over from 2026-10-12</w:t>
-            </w:r>
-          </w:p>
-        </w:tc>
-      </w:tr>
-      <w:tr>
-        <w:tc>
-          <w:tcPr>
-            <w:tcW w:type="dxa" w:w="3408"/>
-          </w:tcPr>
-          <w:p>
-            <w:r>
-              <w:rPr>
-                <w:rFonts w:ascii="Calibri" w:hAnsi="Calibri"/>
-                <w:b w:val="0"/>
-                <w:sz w:val="18"/>
-              </w:rPr>
-              <w:t>Star Ratings &gt; Star of the Month</w:t>
-            </w:r>
-          </w:p>
-        </w:tc>
-        <w:tc>
-          <w:tcPr>
-            <w:tcW w:type="dxa" w:w="3408"/>
-            <w:shd w:fill="C6EFCE" w:val="clear"/>
-          </w:tcPr>
-          <w:p>
-            <w:r>
-              <w:rPr>
-                <w:rFonts w:ascii="Calibri" w:hAnsi="Calibri"/>
-                <w:b w:val="0"/>
-                <w:color w:val="006100"/>
-                <w:sz w:val="18"/>
-              </w:rPr>
-              <w:t xml:space="preserve">Completed</w:t>
-            </w:r>
-          </w:p>
-        </w:tc>
-        <w:tc>
-          <w:tcPr>
-            <w:tcW w:type="dxa" w:w="3408"/>
-          </w:tcPr>
-          <w:p>
-            <w:r>
-              <w:rPr>
-                <w:rFonts w:ascii="Calibri" w:hAnsi="Calibri"/>
-                <w:b w:val="0"/>
-                <w:sz w:val="18"/>
-              </w:rPr>
-              <w:t xml:space="preserve">Not verified: the earlier note cited an Ops or academics collection that does not exist in the current code. Status carried over from 2026-10-12</w:t>
-            </w:r>
-          </w:p>
-        </w:tc>
-      </w:tr>
-      <w:tr>
-        <w:tc>
-          <w:tcPr>
-            <w:tcW w:type="dxa" w:w="3408"/>
-          </w:tcPr>
-          <w:p>
-            <w:r>
-              <w:rPr>
-                <w:rFonts w:ascii="Calibri" w:hAnsi="Calibri"/>
-                <w:b w:val="0"/>
-                <w:sz w:val="18"/>
-              </w:rPr>
-              <w:t>Star Ratings &gt; Star of the Year</w:t>
-            </w:r>
-          </w:p>
-        </w:tc>
-        <w:tc>
-          <w:tcPr>
-            <w:tcW w:type="dxa" w:w="3408"/>
-            <w:shd w:fill="C6EFCE" w:val="clear"/>
-          </w:tcPr>
-          <w:p>
-            <w:r>
-              <w:rPr>
-                <w:rFonts w:ascii="Calibri" w:hAnsi="Calibri"/>
-                <w:b w:val="0"/>
-                <w:color w:val="006100"/>
-                <w:sz w:val="18"/>
-              </w:rPr>
-              <w:t xml:space="preserve">Completed</w:t>
-            </w:r>
-          </w:p>
-        </w:tc>
-        <w:tc>
-          <w:tcPr>
-            <w:tcW w:type="dxa" w:w="3408"/>
-          </w:tcPr>
-          <w:p>
-            <w:r>
-              <w:rPr>
-                <w:rFonts w:ascii="Calibri" w:hAnsi="Calibri"/>
-                <w:b w:val="0"/>
-                <w:sz w:val="18"/>
-              </w:rPr>
-              <w:t xml:space="preserve">Not verified: the earlier note cited an Ops or academics collection that does not exist in the current code. Status carried over from 2026-10-12</w:t>
-            </w:r>
-          </w:p>
-        </w:tc>
-      </w:tr>
-      <w:tr>
-        <w:tc>
-          <w:tcPr>
-            <w:tcW w:type="dxa" w:w="3408"/>
-          </w:tcPr>
-          <w:p>
-            <w:r>
-              <w:rPr>
-                <w:rFonts w:ascii="Calibri" w:hAnsi="Calibri"/>
-                <w:b w:val="0"/>
-                <w:sz w:val="18"/>
-              </w:rPr>
-              <w:t>Task Management</w:t>
-            </w:r>
-          </w:p>
-        </w:tc>
-        <w:tc>
-          <w:tcPr>
-            <w:tcW w:type="dxa" w:w="3408"/>
-            <w:shd w:fill="C6EFCE" w:val="clear"/>
-          </w:tcPr>
-          <w:p>
-            <w:r>
-              <w:rPr>
-                <w:rFonts w:ascii="Calibri" w:hAnsi="Calibri"/>
-                <w:b w:val="0"/>
-                <w:color w:val="006100"/>
-                <w:sz w:val="18"/>
-              </w:rPr>
-              <w:t xml:space="preserve">Completed</w:t>
-            </w:r>
-          </w:p>
-        </w:tc>
-        <w:tc>
-          <w:tcPr>
-            <w:tcW w:type="dxa" w:w="3408"/>
-          </w:tcPr>
-          <w:p>
-            <w:r>
-              <w:rPr>
-                <w:rFonts w:ascii="Calibri" w:hAnsi="Calibri"/>
-                <w:b w:val="0"/>
-                <w:sz w:val="18"/>
-              </w:rPr>
-              <w:t xml:space="preserve">Tasks API (GET/POST /tasks, flag VITE_USE_API_TASKS). Carried over from 2026-10-12; not re-checked for this panel</w:t>
-            </w:r>
-          </w:p>
-        </w:tc>
-      </w:tr>
-      <w:tr>
-        <w:tc>
-          <w:tcPr>
-            <w:tcW w:type="dxa" w:w="3408"/>
-          </w:tcPr>
-          <w:p>
-            <w:r>
-              <w:rPr>
-                <w:rFonts w:ascii="Calibri" w:hAnsi="Calibri"/>
-                <w:b w:val="0"/>
-                <w:sz w:val="18"/>
-              </w:rPr>
-              <w:t>Leave Request</w:t>
-            </w:r>
-          </w:p>
-        </w:tc>
-        <w:tc>
-          <w:tcPr>
-            <w:tcW w:type="dxa" w:w="3408"/>
-            <w:shd w:fill="C6EFCE" w:val="clear"/>
-          </w:tcPr>
-          <w:p>
-            <w:r>
-              <w:rPr>
-                <w:rFonts w:ascii="Calibri" w:hAnsi="Calibri"/>
-                <w:b w:val="0"/>
-                <w:color w:val="006100"/>
-                <w:sz w:val="18"/>
-              </w:rPr>
-              <w:t xml:space="preserve">Completed</w:t>
-            </w:r>
-          </w:p>
-        </w:tc>
-        <w:tc>
-          <w:tcPr>
-            <w:tcW w:type="dxa" w:w="3408"/>
-          </w:tcPr>
-          <w:p>
-            <w:r>
-              <w:rPr>
-                <w:rFonts w:ascii="Calibri" w:hAnsi="Calibri"/>
-                <w:b w:val="0"/>
-                <w:sz w:val="18"/>
-              </w:rPr>
-              <w:t xml:space="preserve">Leave API (GET/POST /leave-requests, flag VITE_USE_API_LEAVE) with a localStorage mirror. Carried over from 2026-10-12; not re-checked for this panel</w:t>
-            </w:r>
-          </w:p>
-        </w:tc>
-      </w:tr>
-      <w:tr>
-        <w:tc>
-          <w:tcPr>
-            <w:tcW w:type="dxa" w:w="3408"/>
-          </w:tcPr>
-          <w:p>
-            <w:r>
-              <w:rPr>
-                <w:rFonts w:ascii="Calibri" w:hAnsi="Calibri"/>
-                <w:b w:val="0"/>
-                <w:sz w:val="18"/>
-              </w:rPr>
-              <w:t>Approvals</w:t>
-            </w:r>
-          </w:p>
-        </w:tc>
-        <w:tc>
-          <w:tcPr>
-            <w:tcW w:type="dxa" w:w="3408"/>
-            <w:shd w:fill="C6EFCE" w:val="clear"/>
-          </w:tcPr>
-          <w:p>
-            <w:r>
-              <w:rPr>
-                <w:rFonts w:ascii="Calibri" w:hAnsi="Calibri"/>
-                <w:b w:val="0"/>
-                <w:color w:val="006100"/>
-                <w:sz w:val="18"/>
-              </w:rPr>
-              <w:t xml:space="preserve">Completed</w:t>
-            </w:r>
-          </w:p>
-        </w:tc>
-        <w:tc>
-          <w:tcPr>
-            <w:tcW w:type="dxa" w:w="3408"/>
-          </w:tcPr>
-          <w:p>
-            <w:r>
-              <w:rPr>
-                <w:rFonts w:ascii="Calibri" w:hAnsi="Calibri"/>
-                <w:b w:val="0"/>
-                <w:sz w:val="18"/>
-              </w:rPr>
-              <w:t xml:space="preserve">Not verified: the earlier note cited an Ops or academics collection that does not exist in the current code. Status carried over from 2026-10-12</w:t>
-            </w:r>
-          </w:p>
-        </w:tc>
-      </w:tr>
-      <w:tr>
-        <w:tc>
-          <w:tcPr>
-            <w:tcW w:type="dxa" w:w="3408"/>
-          </w:tcPr>
-          <w:p>
-            <w:r>
-              <w:rPr>
-                <w:rFonts w:ascii="Calibri" w:hAnsi="Calibri"/>
-                <w:b w:val="0"/>
-                <w:sz w:val="18"/>
-              </w:rPr>
-              <w:t>Announcement</w:t>
-            </w:r>
-          </w:p>
-        </w:tc>
-        <w:tc>
-          <w:tcPr>
-            <w:tcW w:type="dxa" w:w="3408"/>
-            <w:shd w:fill="C6EFCE" w:val="clear"/>
-          </w:tcPr>
-          <w:p>
-            <w:r>
-              <w:rPr>
-                <w:rFonts w:ascii="Calibri" w:hAnsi="Calibri"/>
-                <w:b w:val="0"/>
-                <w:color w:val="006100"/>
-                <w:sz w:val="18"/>
-              </w:rPr>
-              <w:t xml:space="preserve">Completed</w:t>
-            </w:r>
-          </w:p>
-        </w:tc>
-        <w:tc>
-          <w:tcPr>
-            <w:tcW w:type="dxa" w:w="3408"/>
-          </w:tcPr>
-          <w:p>
-            <w:r>
-              <w:rPr>
-                <w:rFonts w:ascii="Calibri" w:hAnsi="Calibri"/>
-                <w:b w:val="0"/>
-                <w:sz w:val="18"/>
-              </w:rPr>
-              <w:t xml:space="preserve">Not verified: the earlier note cited an Ops or academics collection that does not exist in the current code. Status carried over from 2026-10-12</w:t>
-            </w:r>
-          </w:p>
-        </w:tc>
-      </w:tr>
-      <w:tr>
-        <w:tc>
-          <w:tcPr>
-            <w:tcW w:type="dxa" w:w="3408"/>
-          </w:tcPr>
-          <w:p>
-            <w:r>
-              <w:rPr>
-                <w:rFonts w:ascii="Calibri" w:hAnsi="Calibri"/>
-                <w:b w:val="0"/>
-                <w:sz w:val="18"/>
-              </w:rPr>
-              <w:t>Communication</w:t>
-            </w:r>
-          </w:p>
-        </w:tc>
-        <w:tc>
-          <w:tcPr>
-            <w:tcW w:type="dxa" w:w="3408"/>
-            <w:shd w:fill="C6EFCE" w:val="clear"/>
-          </w:tcPr>
-          <w:p>
-            <w:r>
-              <w:rPr>
-                <w:rFonts w:ascii="Calibri" w:hAnsi="Calibri"/>
-                <w:b w:val="0"/>
-                <w:color w:val="006100"/>
-                <w:sz w:val="18"/>
-              </w:rPr>
-              <w:t xml:space="preserve">Completed</w:t>
-            </w:r>
-          </w:p>
-        </w:tc>
-        <w:tc>
-          <w:tcPr>
-            <w:tcW w:type="dxa" w:w="3408"/>
-          </w:tcPr>
-          <w:p>
-            <w:r>
-              <w:rPr>
-                <w:rFonts w:ascii="Calibri" w:hAnsi="Calibri"/>
-                <w:b w:val="0"/>
-                <w:sz w:val="18"/>
-              </w:rPr>
-              <w:t xml:space="preserve">Not verified: the earlier note cited an Ops or academics collection that does not exist in the current code. Status carried over from 2026-10-12</w:t>
-            </w:r>
-          </w:p>
-        </w:tc>
-      </w:tr>
-      <w:tr>
-        <w:tc>
-          <w:tcPr>
-            <w:tcW w:type="dxa" w:w="3408"/>
-          </w:tcPr>
-          <w:p>
-            <w:r>
-              <w:rPr>
-                <w:rFonts w:ascii="Calibri" w:hAnsi="Calibri"/>
-                <w:b w:val="0"/>
-                <w:sz w:val="18"/>
-              </w:rPr>
-              <w:t>Calendar</w:t>
-            </w:r>
-          </w:p>
-        </w:tc>
-        <w:tc>
-          <w:tcPr>
-            <w:tcW w:type="dxa" w:w="3408"/>
-            <w:shd w:fill="C6EFCE" w:val="clear"/>
-          </w:tcPr>
-          <w:p>
-            <w:r>
-              <w:rPr>
-                <w:rFonts w:ascii="Calibri" w:hAnsi="Calibri"/>
-                <w:b w:val="0"/>
-                <w:color w:val="006100"/>
-                <w:sz w:val="18"/>
-              </w:rPr>
-              <w:t xml:space="preserve">Completed</w:t>
-            </w:r>
-          </w:p>
-        </w:tc>
-        <w:tc>
-          <w:tcPr>
-            <w:tcW w:type="dxa" w:w="3408"/>
-          </w:tcPr>
-          <w:p>
-            <w:r>
-              <w:rPr>
-                <w:rFonts w:ascii="Calibri" w:hAnsi="Calibri"/>
-                <w:b w:val="0"/>
-                <w:sz w:val="18"/>
-              </w:rPr>
-              <w:t xml:space="preserve">Not verified: the earlier note cited an Ops or academics collection that does not exist in the current code. Status carried over from 2026-10-12</w:t>
-            </w:r>
-          </w:p>
-        </w:tc>
-      </w:tr>
-      <w:tr>
-        <w:tc>
-          <w:tcPr>
-            <w:tcW w:type="dxa" w:w="3408"/>
-          </w:tcPr>
-          <w:p>
-            <w:r>
-              <w:rPr>
-                <w:rFonts w:ascii="Calibri" w:hAnsi="Calibri"/>
-                <w:b w:val="0"/>
-                <w:sz w:val="18"/>
-              </w:rPr>
-              <w:t>Notifications</w:t>
-            </w:r>
-          </w:p>
-        </w:tc>
-        <w:tc>
-          <w:tcPr>
-            <w:tcW w:type="dxa" w:w="3408"/>
-            <w:shd w:fill="C6EFCE" w:val="clear"/>
-          </w:tcPr>
-          <w:p>
-            <w:r>
-              <w:rPr>
-                <w:rFonts w:ascii="Calibri" w:hAnsi="Calibri"/>
-                <w:b w:val="0"/>
-                <w:color w:val="006100"/>
-                <w:sz w:val="18"/>
-              </w:rPr>
-              <w:t xml:space="preserve">Completed</w:t>
-            </w:r>
-          </w:p>
-        </w:tc>
-        <w:tc>
-          <w:tcPr>
-            <w:tcW w:type="dxa" w:w="3408"/>
-          </w:tcPr>
-          <w:p>
-            <w:r>
-              <w:rPr>
-                <w:rFonts w:ascii="Calibri" w:hAnsi="Calibri"/>
-                <w:b w:val="0"/>
-                <w:sz w:val="18"/>
-              </w:rPr>
-              <w:t xml:space="preserve">Not verified: the earlier note cited an Ops or academics collection that does not exist in the current code. Status carried over from 2026-10-12</w:t>
-            </w:r>
-          </w:p>
-        </w:tc>
-      </w:tr>
-      <w:tr>
-        <w:tc>
-          <w:tcPr>
-            <w:tcW w:type="dxa" w:w="3408"/>
-          </w:tcPr>
-          <w:p>
-            <w:r>
-              <w:rPr>
-                <w:rFonts w:ascii="Calibri" w:hAnsi="Calibri"/>
-                <w:b w:val="0"/>
-                <w:sz w:val="18"/>
-              </w:rPr>
-              <w:t>Escalation Management</w:t>
-            </w:r>
-          </w:p>
-        </w:tc>
-        <w:tc>
-          <w:tcPr>
-            <w:tcW w:type="dxa" w:w="3408"/>
-            <w:shd w:fill="C6EFCE" w:val="clear"/>
-          </w:tcPr>
-          <w:p>
-            <w:r>
-              <w:rPr>
-                <w:rFonts w:ascii="Calibri" w:hAnsi="Calibri"/>
-                <w:b w:val="0"/>
-                <w:color w:val="006100"/>
-                <w:sz w:val="18"/>
-              </w:rPr>
-              <w:t xml:space="preserve">Completed</w:t>
-            </w:r>
-          </w:p>
-        </w:tc>
-        <w:tc>
-          <w:tcPr>
-            <w:tcW w:type="dxa" w:w="3408"/>
-          </w:tcPr>
-          <w:p>
-            <w:r>
-              <w:rPr>
-                <w:rFonts w:ascii="Calibri" w:hAnsi="Calibri"/>
-                <w:b w:val="0"/>
-                <w:sz w:val="18"/>
-              </w:rPr>
-              <w:t xml:space="preserve">Escalations API (GET/POST /escalations, flag VITE_USE_API_ESCALATIONS) with a localStorage mirror. Carried over from 2026-10-12; not re-checked for this panel</w:t>
-            </w:r>
-          </w:p>
-        </w:tc>
-      </w:tr>
-      <w:tr>
-        <w:tc>
-          <w:tcPr>
-            <w:tcW w:type="dxa" w:w="3408"/>
-          </w:tcPr>
-          <w:p>
-            <w:r>
-              <w:rPr>
-                <w:rFonts w:ascii="Calibri" w:hAnsi="Calibri"/>
-                <w:b w:val="0"/>
-                <w:sz w:val="18"/>
-              </w:rPr>
-              <w:t>Activity Logs &gt; Login History</w:t>
-            </w:r>
-          </w:p>
-        </w:tc>
-        <w:tc>
-          <w:tcPr>
-            <w:tcW w:type="dxa" w:w="3408"/>
-            <w:shd w:fill="C6EFCE" w:val="clear"/>
-          </w:tcPr>
-          <w:p>
-            <w:r>
-              <w:rPr>
-                <w:rFonts w:ascii="Calibri" w:hAnsi="Calibri"/>
-                <w:b w:val="0"/>
-                <w:color w:val="006100"/>
-                <w:sz w:val="18"/>
-              </w:rPr>
-              <w:t>Completed</w:t>
-            </w:r>
-          </w:p>
-        </w:tc>
-        <w:tc>
-          <w:tcPr>
-            <w:tcW w:type="dxa" w:w="3408"/>
-          </w:tcPr>
-          <w:p>
-            <w:r>
-              <w:rPr>
-                <w:rFonts w:ascii="Calibri" w:hAnsi="Calibri"/>
-                <w:b w:val="0"/>
-                <w:sz w:val="18"/>
-              </w:rPr>
-              <w:t>GET /audit-logs mapped by action → login/data/delete/approval/failed</w:t>
-            </w:r>
-          </w:p>
-        </w:tc>
-      </w:tr>
-      <w:tr>
-        <w:tc>
-          <w:tcPr>
-            <w:tcW w:type="dxa" w:w="3408"/>
-          </w:tcPr>
-          <w:p>
-            <w:r>
-              <w:rPr>
-                <w:rFonts w:ascii="Calibri" w:hAnsi="Calibri"/>
-                <w:b w:val="0"/>
-                <w:sz w:val="18"/>
-              </w:rPr>
-              <w:t>Activity Logs &gt; Data Changes</w:t>
-            </w:r>
-          </w:p>
-        </w:tc>
-        <w:tc>
-          <w:tcPr>
-            <w:tcW w:type="dxa" w:w="3408"/>
-            <w:shd w:fill="C6EFCE" w:val="clear"/>
-          </w:tcPr>
-          <w:p>
-            <w:r>
-              <w:rPr>
-                <w:rFonts w:ascii="Calibri" w:hAnsi="Calibri"/>
-                <w:b w:val="0"/>
-                <w:color w:val="006100"/>
-                <w:sz w:val="18"/>
-              </w:rPr>
-              <w:t>Completed</w:t>
-            </w:r>
-          </w:p>
-        </w:tc>
-        <w:tc>
-          <w:tcPr>
-            <w:tcW w:type="dxa" w:w="3408"/>
-          </w:tcPr>
-          <w:p>
-            <w:r>
-              <w:rPr>
-                <w:rFonts w:ascii="Calibri" w:hAnsi="Calibri"/>
-                <w:b w:val="0"/>
-                <w:sz w:val="18"/>
-              </w:rPr>
-              <w:t>GET /audit-logs mapped by action → login/data/delete/approval/failed</w:t>
-            </w:r>
-          </w:p>
-        </w:tc>
-      </w:tr>
-      <w:tr>
-        <w:tc>
-          <w:tcPr>
-            <w:tcW w:type="dxa" w:w="3408"/>
-          </w:tcPr>
-          <w:p>
-            <w:r>
-              <w:rPr>
-                <w:rFonts w:ascii="Calibri" w:hAnsi="Calibri"/>
-                <w:b w:val="0"/>
-                <w:sz w:val="18"/>
-              </w:rPr>
-              <w:t>Activity Logs &gt; Deleted Records</w:t>
-            </w:r>
-          </w:p>
-        </w:tc>
-        <w:tc>
-          <w:tcPr>
-            <w:tcW w:type="dxa" w:w="3408"/>
-            <w:shd w:fill="C6EFCE" w:val="clear"/>
-          </w:tcPr>
-          <w:p>
-            <w:r>
-              <w:rPr>
-                <w:rFonts w:ascii="Calibri" w:hAnsi="Calibri"/>
-                <w:b w:val="0"/>
-                <w:color w:val="006100"/>
-                <w:sz w:val="18"/>
-              </w:rPr>
-              <w:t>Completed</w:t>
-            </w:r>
-          </w:p>
-        </w:tc>
-        <w:tc>
-          <w:tcPr>
-            <w:tcW w:type="dxa" w:w="3408"/>
-          </w:tcPr>
-          <w:p>
-            <w:r>
-              <w:rPr>
-                <w:rFonts w:ascii="Calibri" w:hAnsi="Calibri"/>
-                <w:b w:val="0"/>
-                <w:sz w:val="18"/>
-              </w:rPr>
-              <w:t>GET /audit-logs mapped by action → login/data/delete/approval/failed</w:t>
-            </w:r>
-          </w:p>
-        </w:tc>
-      </w:tr>
-      <w:tr>
-        <w:tc>
-          <w:tcPr>
-            <w:tcW w:type="dxa" w:w="3408"/>
-          </w:tcPr>
-          <w:p>
-            <w:r>
-              <w:rPr>
-                <w:rFonts w:ascii="Calibri" w:hAnsi="Calibri"/>
-                <w:b w:val="0"/>
-                <w:sz w:val="18"/>
-              </w:rPr>
-              <w:t>Activity Logs &gt; Approval Actions</w:t>
-            </w:r>
-          </w:p>
-        </w:tc>
-        <w:tc>
-          <w:tcPr>
-            <w:tcW w:type="dxa" w:w="3408"/>
-            <w:shd w:fill="C6EFCE" w:val="clear"/>
-          </w:tcPr>
-          <w:p>
-            <w:r>
-              <w:rPr>
-                <w:rFonts w:ascii="Calibri" w:hAnsi="Calibri"/>
-                <w:b w:val="0"/>
-                <w:color w:val="006100"/>
-                <w:sz w:val="18"/>
-              </w:rPr>
-              <w:t>Completed</w:t>
-            </w:r>
-          </w:p>
-        </w:tc>
-        <w:tc>
-          <w:tcPr>
-            <w:tcW w:type="dxa" w:w="3408"/>
-          </w:tcPr>
-          <w:p>
-            <w:r>
-              <w:rPr>
-                <w:rFonts w:ascii="Calibri" w:hAnsi="Calibri"/>
-                <w:b w:val="0"/>
-                <w:sz w:val="18"/>
-              </w:rPr>
-              <w:t>GET /audit-logs mapped by action → login/data/delete/approval/failed</w:t>
-            </w:r>
-          </w:p>
-        </w:tc>
-      </w:tr>
-      <w:tr>
-        <w:tc>
-          <w:tcPr>
-            <w:tcW w:type="dxa" w:w="3408"/>
-          </w:tcPr>
-          <w:p>
-            <w:r>
-              <w:rPr>
-                <w:rFonts w:ascii="Calibri" w:hAnsi="Calibri"/>
-                <w:b w:val="0"/>
-                <w:sz w:val="18"/>
-              </w:rPr>
-              <w:t>Activity Logs &gt; Audit Logs</w:t>
-            </w:r>
-          </w:p>
-        </w:tc>
-        <w:tc>
-          <w:tcPr>
-            <w:tcW w:type="dxa" w:w="3408"/>
-            <w:shd w:fill="C6EFCE" w:val="clear"/>
-          </w:tcPr>
-          <w:p>
-            <w:r>
-              <w:rPr>
-                <w:rFonts w:ascii="Calibri" w:hAnsi="Calibri"/>
-                <w:b w:val="0"/>
-                <w:color w:val="006100"/>
-                <w:sz w:val="18"/>
-              </w:rPr>
-              <w:t>Completed</w:t>
-            </w:r>
-          </w:p>
-        </w:tc>
-        <w:tc>
-          <w:tcPr>
-            <w:tcW w:type="dxa" w:w="3408"/>
-          </w:tcPr>
-          <w:p>
-            <w:r>
-              <w:rPr>
-                <w:rFonts w:ascii="Calibri" w:hAnsi="Calibri"/>
-                <w:b w:val="0"/>
-                <w:sz w:val="18"/>
-              </w:rPr>
-              <w:t>GET /audit-logs mapped by action → login/data/delete/approval/failed</w:t>
-            </w:r>
-          </w:p>
-        </w:tc>
-      </w:tr>
-      <w:tr>
-        <w:tc>
-          <w:tcPr>
-            <w:tcW w:type="dxa" w:w="3408"/>
-          </w:tcPr>
-          <w:p>
-            <w:r>
-              <w:rPr>
-                <w:rFonts w:ascii="Calibri" w:hAnsi="Calibri"/>
-                <w:b w:val="0"/>
-                <w:sz w:val="18"/>
-              </w:rPr>
-              <w:t>Activity Logs &gt; Failed Logins</w:t>
-            </w:r>
-          </w:p>
-        </w:tc>
-        <w:tc>
-          <w:tcPr>
-            <w:tcW w:type="dxa" w:w="3408"/>
-            <w:shd w:fill="C6EFCE" w:val="clear"/>
-          </w:tcPr>
-          <w:p>
-            <w:r>
-              <w:rPr>
-                <w:rFonts w:ascii="Calibri" w:hAnsi="Calibri"/>
-                <w:b w:val="0"/>
-                <w:color w:val="006100"/>
-                <w:sz w:val="18"/>
-              </w:rPr>
-              <w:t>Completed</w:t>
-            </w:r>
-          </w:p>
-        </w:tc>
-        <w:tc>
-          <w:tcPr>
-            <w:tcW w:type="dxa" w:w="3408"/>
-          </w:tcPr>
-          <w:p>
-            <w:r>
-              <w:rPr>
-                <w:rFonts w:ascii="Calibri" w:hAnsi="Calibri"/>
-                <w:b w:val="0"/>
-                <w:sz w:val="18"/>
-              </w:rPr>
-              <w:t>GET /audit-logs mapped by action → login/data/delete/approval/failed</w:t>
-            </w:r>
-          </w:p>
-        </w:tc>
-      </w:tr>
-      <w:tr>
-        <w:tc>
-          <w:tcPr>
-            <w:tcW w:type="dxa" w:w="3408"/>
-          </w:tcPr>
-          <w:p>
-            <w:r>
-              <w:rPr>
-                <w:rFonts w:ascii="Calibri" w:hAnsi="Calibri"/>
-                <w:b w:val="0"/>
-                <w:sz w:val="18"/>
-              </w:rPr>
-              <w:t>Activity Logs &gt; Demo Activity</w:t>
-            </w:r>
-          </w:p>
-        </w:tc>
-        <w:tc>
-          <w:tcPr>
-            <w:tcW w:type="dxa" w:w="3408"/>
-            <w:shd w:fill="C6EFCE" w:val="clear"/>
-          </w:tcPr>
-          <w:p>
-            <w:r>
-              <w:rPr>
-                <w:rFonts w:ascii="Calibri" w:hAnsi="Calibri"/>
-                <w:b w:val="0"/>
-                <w:color w:val="006100"/>
-                <w:sz w:val="18"/>
-              </w:rPr>
-              <w:t>Completed</w:t>
-            </w:r>
-          </w:p>
-        </w:tc>
-        <w:tc>
-          <w:tcPr>
-            <w:tcW w:type="dxa" w:w="3408"/>
-          </w:tcPr>
-          <w:p>
-            <w:r>
-              <w:rPr>
-                <w:rFonts w:ascii="Calibri" w:hAnsi="Calibri"/>
-                <w:b w:val="0"/>
-                <w:sz w:val="18"/>
-              </w:rPr>
-              <w:t>GET /audit-logs mapped by action → login/data/delete/approval/failed</w:t>
-            </w:r>
-          </w:p>
-        </w:tc>
-      </w:tr>
-      <w:tr>
-        <w:tc>
-          <w:tcPr>
-            <w:tcW w:type="dxa" w:w="3408"/>
-          </w:tcPr>
-          <w:p>
-            <w:r>
-              <w:rPr>
-                <w:rFonts w:ascii="Calibri" w:hAnsi="Calibri"/>
-                <w:b w:val="0"/>
-                <w:sz w:val="18"/>
-              </w:rPr>
-              <w:t>Re-entry Approvals</w:t>
-            </w:r>
-          </w:p>
-        </w:tc>
-        <w:tc>
-          <w:tcPr>
-            <w:tcW w:type="dxa" w:w="3408"/>
-            <w:shd w:fill="C6EFCE" w:val="clear"/>
-          </w:tcPr>
-          <w:p>
-            <w:r>
-              <w:rPr>
-                <w:rFonts w:ascii="Calibri" w:hAnsi="Calibri"/>
-                <w:b w:val="0"/>
-                <w:color w:val="006100"/>
-                <w:sz w:val="18"/>
-              </w:rPr>
-              <w:t xml:space="preserve">Completed</w:t>
-            </w:r>
-          </w:p>
-        </w:tc>
-        <w:tc>
-          <w:tcPr>
-            <w:tcW w:type="dxa" w:w="3408"/>
-          </w:tcPr>
-          <w:p>
-            <w:r>
-              <w:rPr>
-                <w:rFonts w:ascii="Calibri" w:hAnsi="Calibri"/>
-                <w:b w:val="0"/>
-                <w:sz w:val="18"/>
-              </w:rPr>
-              <w:t xml:space="preserve">Not verified: the earlier note cited an Ops or academics collection that does not exist in the current code. Status carried over from 2026-10-12</w:t>
-            </w:r>
-          </w:p>
-        </w:tc>
-      </w:tr>
-      <w:tr>
-        <w:tc>
-          <w:tcPr>
-            <w:tcW w:type="dxa" w:w="3408"/>
-          </w:tcPr>
-          <w:p>
-            <w:r>
-              <w:rPr>
-                <w:rFonts w:ascii="Calibri" w:hAnsi="Calibri"/>
-                <w:b w:val="0"/>
-                <w:sz w:val="18"/>
-              </w:rPr>
-              <w:t>Module Health</w:t>
-            </w:r>
-          </w:p>
-        </w:tc>
-        <w:tc>
-          <w:tcPr>
-            <w:tcW w:type="dxa" w:w="3408"/>
-            <w:shd w:fill="C6EFCE" w:val="clear"/>
-          </w:tcPr>
-          <w:p>
-            <w:r>
-              <w:rPr>
-                <w:rFonts w:ascii="Calibri" w:hAnsi="Calibri"/>
-                <w:b w:val="0"/>
-                <w:color w:val="006100"/>
-                <w:sz w:val="18"/>
-              </w:rPr>
-              <w:t>Completed</w:t>
-            </w:r>
-          </w:p>
-        </w:tc>
-        <w:tc>
-          <w:tcPr>
-            <w:tcW w:type="dxa" w:w="3408"/>
-          </w:tcPr>
-          <w:p>
-            <w:r>
-              <w:rPr>
-                <w:rFonts w:ascii="Calibri" w:hAnsi="Calibri"/>
-                <w:b w:val="0"/>
-                <w:sz w:val="18"/>
-              </w:rPr>
-              <w:t>API /health probe + Phase-2 feature-flag panel</w:t>
+              <w:t>Not Completed</w:t>
+            </w:r>
+          </w:p>
+        </w:tc>
+        <w:tc>
+          <w:tcPr>
+            <w:tcW w:type="dxa" w:w="3408"/>
+          </w:tcPr>
+          <w:p>
+            <w:r>
+              <w:t>API /health probe + Phase-2 feature-flag panel 23 Oct 2026 review: demonstration board, not a live production control.</w:t>
             </w:r>
           </w:p>
         </w:tc>
@@ -4283,7 +3839,7 @@
     </w:p>
     <w:p>
       <w:r>
-        <w:t>Completed: 47  |  Partial: 0  |  Not Completed/Gap: 0  |  Total: 47</w:t>
+        <w:t>Completed: 26  |  Partial: 0  |  Not Completed: 0  |  Gap: 0  |  Total: 26</w:t>
       </w:r>
     </w:p>
     <w:tbl>
@@ -5473,7 +5029,7 @@
     </w:p>
     <w:p>
       <w:r>
-        <w:t>Completed: 21  |  Partial: 0  |  Not Completed/Gap: 0  |  Total: 21</w:t>
+        <w:t>Completed: 21  |  Partial: 0  |  Not Completed: 0  |  Gap: 0  |  Total: 21</w:t>
       </w:r>
     </w:p>
     <w:tbl>
@@ -6461,7 +6017,7 @@
     </w:p>
     <w:p>
       <w:r>
-        <w:t>Completed: 23  |  Partial: 0  |  Not Completed/Gap: 0  |  Total: 23</w:t>
+        <w:t>Completed: 23  |  Partial: 0  |  Not Completed: 0  |  Gap: 0  |  Total: 23</w:t>
       </w:r>
     </w:p>
     <w:tbl>
@@ -7437,7 +6993,7 @@
     </w:p>
     <w:p>
       <w:r>
-        <w:t>Completed: 23  |  Partial: 0  |  Not Completed/Gap: 0  |  Total: 23</w:t>
+        <w:t>Completed: 23  |  Partial: 0  |  Not Completed: 0  |  Gap: 0  |  Total: 23</w:t>
       </w:r>
     </w:p>
     <w:tbl>
@@ -8410,7 +7966,7 @@
     </w:p>
     <w:p>
       <w:r>
-        <w:t>Completed: 30  |  Partial: 0  |  Not Completed/Gap: 0  |  Total: 30</w:t>
+        <w:t>Completed: 29  |  Partial: 0  |  Not Completed: 0  |  Gap: 1  |  Total: 30</w:t>
       </w:r>
     </w:p>
     <w:tbl>
@@ -8575,17 +8131,17 @@
           </w:tcPr>
           <w:p>
             <w:r>
-              <w:t>Completed</w:t>
-            </w:r>
-          </w:p>
-        </w:tc>
-        <w:tc>
-          <w:tcPr>
-            <w:tcW w:type="dxa" w:w="3408"/>
-          </w:tcPr>
-          <w:p>
-            <w:r>
-              <w:t>Code + Tests 17 Oct 2026 (Phase 3 Ops/Audit closeout): campus SoT via GET/PUT /api/v1/ops/{collection} and /api/v1/campus-audit/{collection} (Alembic 0014 ops_records + audit_records). FE hydrates through campusJsonStore / opsApi / campusAuditApi; demo localStorage keys purge in API mode. Shared chrome (Announcement, Communication, Calendar, Notifications, My Attendance) uses existing campus APIs. pytest test_ops_and_audit_collections PASS. Biometric uses ops collection biometric-attendance (ESSL sync remains simulated at the device boundary).</w:t>
+              <w:t>Gap</w:t>
+            </w:r>
+          </w:p>
+        </w:tc>
+        <w:tc>
+          <w:tcPr>
+            <w:tcW w:type="dxa" w:w="3408"/>
+          </w:tcPr>
+          <w:p>
+            <w:r>
+              <w:t>Code + Tests 17 Oct 2026 (Phase 3 Ops/Audit closeout): campus SoT via GET/PUT /api/v1/ops/{collection} and /api/v1/campus-audit/{collection} (Alembic 0014 ops_records + audit_records). FE hydrates through campusJsonStore / opsApi / campusAuditApi; demo localStorage keys purge in API mode. Shared chrome (Announcement, Communication, Calendar, Notifications, My Attendance) uses existing campus APIs. pytest test_ops_and_audit_collections PASS. Biometric uses ops collection biometric-attendance (ESSL sync remains simulated at the device boundary). 23 Oct 2026 review: required path missing or not usable end to end. Live RFID/eSSL contact is configuration, not a completed device integration.</w:t>
             </w:r>
           </w:p>
         </w:tc>
@@ -9655,7 +9211,7 @@
     </w:p>
     <w:p>
       <w:r>
-        <w:t>Completed: 30  |  Partial: 0  |  Not Completed/Gap: 0  |  Total: 30</w:t>
+        <w:t>Completed: 29  |  Partial: 0  |  Not Completed: 0  |  Gap: 1  |  Total: 30</w:t>
       </w:r>
     </w:p>
     <w:tbl>
@@ -10323,17 +9879,17 @@
           </w:tcPr>
           <w:p>
             <w:r>
-              <w:t>Completed</w:t>
-            </w:r>
-          </w:p>
-        </w:tc>
-        <w:tc>
-          <w:tcPr>
-            <w:tcW w:type="dxa" w:w="3408"/>
-          </w:tcPr>
-          <w:p>
-            <w:r>
-              <w:t>Code + Tests 17 Oct 2026 (Phase 3 Ops/Audit closeout): campus SoT via GET/PUT /api/v1/ops/{collection} and /api/v1/campus-audit/{collection} (Alembic 0014 ops_records + audit_records). FE hydrates through campusJsonStore / opsApi / campusAuditApi; demo localStorage keys purge in API mode. Shared chrome (Announcement, Communication, Calendar, Notifications, My Attendance) uses existing campus APIs. pytest test_ops_and_audit_collections PASS. Biometric uses ops collection biometric-attendance (ESSL sync remains simulated at the device boundary).</w:t>
+              <w:t>Gap</w:t>
+            </w:r>
+          </w:p>
+        </w:tc>
+        <w:tc>
+          <w:tcPr>
+            <w:tcW w:type="dxa" w:w="3408"/>
+          </w:tcPr>
+          <w:p>
+            <w:r>
+              <w:t>Code + Tests 17 Oct 2026 (Phase 3 Ops/Audit closeout): campus SoT via GET/PUT /api/v1/ops/{collection} and /api/v1/campus-audit/{collection} (Alembic 0014 ops_records + audit_records). FE hydrates through campusJsonStore / opsApi / campusAuditApi; demo localStorage keys purge in API mode. Shared chrome (Announcement, Communication, Calendar, Notifications, My Attendance) uses existing campus APIs. pytest test_ops_and_audit_collections PASS. Biometric uses ops collection biometric-attendance (ESSL sync remains simulated at the device boundary). 23 Oct 2026 review: required path missing or not usable end to end. Live RFID/eSSL contact is configuration, not a completed device integration.</w:t>
             </w:r>
           </w:p>
         </w:tc>
@@ -10893,7 +10449,7 @@
     </w:p>
     <w:p>
       <w:r>
-        <w:t>Completed: 21  |  Partial: 0  |  Not Completed/Gap: 0  |  Total: 21</w:t>
+        <w:t>Completed: 21  |  Partial: 0  |  Not Completed: 0  |  Gap: 0  |  Total: 21</w:t>
       </w:r>
     </w:p>
     <w:tbl>
@@ -11800,7 +11356,7 @@
     </w:p>
     <w:p>
       <w:r>
-        <w:t>Completed: 24  |  Partial: 0  |  Not Completed/Gap: 0  |  Total: 24</w:t>
+        <w:t>Completed: 24  |  Partial: 0  |  Not Completed: 0  |  Gap: 0  |  Total: 24</w:t>
       </w:r>
     </w:p>
     <w:tbl>
@@ -12821,7 +12377,7 @@
     </w:p>
     <w:p>
       <w:r>
-        <w:t>Completed: 35  |  Partial: 0  |  Not Completed/Gap: 0  |  Total: 35</w:t>
+        <w:t>Completed: 35  |  Partial: 0  |  Not Completed: 0  |  Gap: 0  |  Total: 35</w:t>
       </w:r>
     </w:p>
     <w:tbl>
@@ -14568,7 +14124,7 @@
     </w:p>
     <w:p>
       <w:r>
-        <w:t>Completed: 22  |  Partial: 0  |  Not Completed/Gap: 0  |  Total: 22</w:t>
+        <w:t>Completed: 22  |  Partial: 0  |  Not Completed: 0  |  Gap: 0  |  Total: 22</w:t>
       </w:r>
     </w:p>
     <w:tbl>
@@ -15491,7 +15047,7 @@
     </w:p>
     <w:p>
       <w:r>
-        <w:t>Completed: 10  |  Partial: 0  |  Not Completed/Gap: 0  |  Total: 10</w:t>
+        <w:t>Completed: 10  |  Partial: 0  |  Not Completed: 0  |  Gap: 0  |  Total: 10</w:t>
       </w:r>
     </w:p>
     <w:tbl>
@@ -15969,7 +15525,7 @@
     </w:p>
     <w:p>
       <w:r>
-        <w:t>Completed: 16  |  Partial: 0  |  Not Completed/Gap: 0  |  Total: 16</w:t>
+        <w:t>Completed: 16  |  Partial: 0  |  Not Completed: 0  |  Gap: 0  |  Total: 16</w:t>
       </w:r>
     </w:p>
     <w:tbl>
@@ -16686,7 +16242,7 @@
     </w:p>
     <w:p>
       <w:r>
-        <w:t>Completed: 13  |  Partial: 0  |  Not Completed/Gap: 0  |  Total: 13</w:t>
+        <w:t>Completed: 13  |  Partial: 0  |  Not Completed: 0  |  Gap: 0  |  Total: 13</w:t>
       </w:r>
     </w:p>
     <w:tbl>
@@ -17311,7 +16867,7 @@
     </w:p>
     <w:p>
       <w:r>
-        <w:t>Completed: 7  |  Partial: 0  |  Not Completed/Gap: 0  |  Total: 7</w:t>
+        <w:t>Completed: 7  |  Partial: 0  |  Not Completed: 0  |  Gap: 0  |  Total: 7</w:t>
       </w:r>
     </w:p>
     <w:tbl>
@@ -17653,7 +17209,7 @@
     </w:p>
     <w:p>
       <w:r>
-        <w:t>Completed: 9  |  Partial: 0  |  Not Completed/Gap: 0  |  Total: 9</w:t>
+        <w:t>Completed: 9  |  Partial: 0  |  Not Completed: 0  |  Gap: 0  |  Total: 9</w:t>
       </w:r>
     </w:p>
     <w:tbl>
@@ -18071,7 +17627,7 @@
     </w:p>
     <w:p>
       <w:r>
-        <w:t>Completed: 10  |  Partial: 0  |  Not Completed/Gap: 0  |  Total: 10</w:t>
+        <w:t>Completed: 10  |  Partial: 0  |  Not Completed: 0  |  Gap: 0  |  Total: 10</w:t>
       </w:r>
     </w:p>
     <w:tbl>
@@ -18527,7 +18083,7 @@
     </w:p>
     <w:p>
       <w:r>
-        <w:t>Completed: 13  |  Partial: 0  |  Not Completed/Gap: 0  |  Total: 13</w:t>
+        <w:t>Completed: 13  |  Partial: 0  |  Not Completed: 0  |  Gap: 0  |  Total: 13</w:t>
       </w:r>
     </w:p>
     <w:tbl>
@@ -19108,7 +18664,7 @@
     </w:p>
     <w:p>
       <w:r>
-        <w:t>Completed: 12  |  Partial: 0  |  Not Completed/Gap: 0  |  Total: 12</w:t>
+        <w:t>Completed: 0  |  Partial: 12  |  Not Completed: 0  |  Gap: 0  |  Total: 12</w:t>
       </w:r>
     </w:p>
     <w:tbl>
@@ -19195,17 +18751,17 @@
           </w:tcPr>
           <w:p>
             <w:r>
-              <w:t>Completed</w:t>
-            </w:r>
-          </w:p>
-        </w:tc>
-        <w:tc>
-          <w:tcPr>
-            <w:tcW w:type="dxa" w:w="3408"/>
-          </w:tcPr>
-          <w:p>
-            <w:r>
-              <w:t>Code + Tests 17 Oct 2026 (Phase 3 Ops/Audit closeout): campus SoT via GET/PUT /api/v1/ops/{collection} and /api/v1/campus-audit/{collection} (Alembic 0014 ops_records + audit_records). FE hydrates through campusJsonStore / opsApi / campusAuditApi; demo localStorage keys purge in API mode. Shared chrome (Announcement, Communication, Calendar, Notifications, My Attendance) uses existing campus APIs. pytest test_ops_and_audit_collections PASS. Biometric uses ops collection biometric-attendance (ESSL sync remains simulated at the device boundary).</w:t>
+              <w:t>Partial</w:t>
+            </w:r>
+          </w:p>
+        </w:tc>
+        <w:tc>
+          <w:tcPr>
+            <w:tcW w:type="dxa" w:w="3408"/>
+          </w:tcPr>
+          <w:p>
+            <w:r>
+              <w:t>Code + Tests 17 Oct 2026 (Phase 3 Ops/Audit closeout): campus SoT via GET/PUT /api/v1/ops/{collection} and /api/v1/campus-audit/{collection} (Alembic 0014 ops_records + audit_records). FE hydrates through campusJsonStore / opsApi / campusAuditApi; demo localStorage keys purge in API mode. Shared chrome (Announcement, Communication, Calendar, Notifications, My Attendance) uses existing campus APIs. pytest test_ops_and_audit_collections PASS. Biometric uses ops collection biometric-attendance (ESSL sync remains simulated at the device boundary). 23 Oct 2026 review: screen exists; operational flow incomplete, demo-mixed, or login not provisioned.</w:t>
             </w:r>
           </w:p>
         </w:tc>
@@ -19233,17 +18789,17 @@
           </w:tcPr>
           <w:p>
             <w:r>
-              <w:t>Completed</w:t>
-            </w:r>
-          </w:p>
-        </w:tc>
-        <w:tc>
-          <w:tcPr>
-            <w:tcW w:type="dxa" w:w="3408"/>
-          </w:tcPr>
-          <w:p>
-            <w:r>
-              <w:t>Code + Tests 17 Oct 2026 (Phase 3 Ops/Audit closeout): campus SoT via GET/PUT /api/v1/ops/{collection} and /api/v1/campus-audit/{collection} (Alembic 0014 ops_records + audit_records). FE hydrates through campusJsonStore / opsApi / campusAuditApi; demo localStorage keys purge in API mode. Shared chrome (Announcement, Communication, Calendar, Notifications, My Attendance) uses existing campus APIs. pytest test_ops_and_audit_collections PASS. Biometric uses ops collection biometric-attendance (ESSL sync remains simulated at the device boundary).</w:t>
+              <w:t>Partial</w:t>
+            </w:r>
+          </w:p>
+        </w:tc>
+        <w:tc>
+          <w:tcPr>
+            <w:tcW w:type="dxa" w:w="3408"/>
+          </w:tcPr>
+          <w:p>
+            <w:r>
+              <w:t>Code + Tests 17 Oct 2026 (Phase 3 Ops/Audit closeout): campus SoT via GET/PUT /api/v1/ops/{collection} and /api/v1/campus-audit/{collection} (Alembic 0014 ops_records + audit_records). FE hydrates through campusJsonStore / opsApi / campusAuditApi; demo localStorage keys purge in API mode. Shared chrome (Announcement, Communication, Calendar, Notifications, My Attendance) uses existing campus APIs. pytest test_ops_and_audit_collections PASS. Biometric uses ops collection biometric-attendance (ESSL sync remains simulated at the device boundary). 23 Oct 2026 review: screen exists; operational flow incomplete, demo-mixed, or login not provisioned.</w:t>
             </w:r>
           </w:p>
         </w:tc>
@@ -19271,17 +18827,17 @@
           </w:tcPr>
           <w:p>
             <w:r>
-              <w:t>Completed</w:t>
-            </w:r>
-          </w:p>
-        </w:tc>
-        <w:tc>
-          <w:tcPr>
-            <w:tcW w:type="dxa" w:w="3408"/>
-          </w:tcPr>
-          <w:p>
-            <w:r>
-              <w:t>Code + Tests 17 Oct 2026 (Phase 3 Ops/Audit closeout): campus SoT via GET/PUT /api/v1/ops/{collection} and /api/v1/campus-audit/{collection} (Alembic 0014 ops_records + audit_records). FE hydrates through campusJsonStore / opsApi / campusAuditApi; demo localStorage keys purge in API mode. Shared chrome (Announcement, Communication, Calendar, Notifications, My Attendance) uses existing campus APIs. pytest test_ops_and_audit_collections PASS. Biometric uses ops collection biometric-attendance (ESSL sync remains simulated at the device boundary).</w:t>
+              <w:t>Partial</w:t>
+            </w:r>
+          </w:p>
+        </w:tc>
+        <w:tc>
+          <w:tcPr>
+            <w:tcW w:type="dxa" w:w="3408"/>
+          </w:tcPr>
+          <w:p>
+            <w:r>
+              <w:t>Code + Tests 17 Oct 2026 (Phase 3 Ops/Audit closeout): campus SoT via GET/PUT /api/v1/ops/{collection} and /api/v1/campus-audit/{collection} (Alembic 0014 ops_records + audit_records). FE hydrates through campusJsonStore / opsApi / campusAuditApi; demo localStorage keys purge in API mode. Shared chrome (Announcement, Communication, Calendar, Notifications, My Attendance) uses existing campus APIs. pytest test_ops_and_audit_collections PASS. Biometric uses ops collection biometric-attendance (ESSL sync remains simulated at the device boundary). 23 Oct 2026 review: screen exists; operational flow incomplete, demo-mixed, or login not provisioned.</w:t>
             </w:r>
           </w:p>
         </w:tc>
@@ -19309,17 +18865,17 @@
           </w:tcPr>
           <w:p>
             <w:r>
-              <w:t>Completed</w:t>
-            </w:r>
-          </w:p>
-        </w:tc>
-        <w:tc>
-          <w:tcPr>
-            <w:tcW w:type="dxa" w:w="3408"/>
-          </w:tcPr>
-          <w:p>
-            <w:r>
-              <w:t>Code + Tests 17 Oct 2026 (Phase 3 Ops/Audit closeout): campus SoT via GET/PUT /api/v1/ops/{collection} and /api/v1/campus-audit/{collection} (Alembic 0014 ops_records + audit_records). FE hydrates through campusJsonStore / opsApi / campusAuditApi; demo localStorage keys purge in API mode. Shared chrome (Announcement, Communication, Calendar, Notifications, My Attendance) uses existing campus APIs. pytest test_ops_and_audit_collections PASS. Biometric uses ops collection biometric-attendance (ESSL sync remains simulated at the device boundary).</w:t>
+              <w:t>Partial</w:t>
+            </w:r>
+          </w:p>
+        </w:tc>
+        <w:tc>
+          <w:tcPr>
+            <w:tcW w:type="dxa" w:w="3408"/>
+          </w:tcPr>
+          <w:p>
+            <w:r>
+              <w:t>Code + Tests 17 Oct 2026 (Phase 3 Ops/Audit closeout): campus SoT via GET/PUT /api/v1/ops/{collection} and /api/v1/campus-audit/{collection} (Alembic 0014 ops_records + audit_records). FE hydrates through campusJsonStore / opsApi / campusAuditApi; demo localStorage keys purge in API mode. Shared chrome (Announcement, Communication, Calendar, Notifications, My Attendance) uses existing campus APIs. pytest test_ops_and_audit_collections PASS. Biometric uses ops collection biometric-attendance (ESSL sync remains simulated at the device boundary). 23 Oct 2026 review: screen exists; operational flow incomplete, demo-mixed, or login not provisioned.</w:t>
             </w:r>
           </w:p>
         </w:tc>
@@ -19347,17 +18903,17 @@
           </w:tcPr>
           <w:p>
             <w:r>
-              <w:t>Completed</w:t>
-            </w:r>
-          </w:p>
-        </w:tc>
-        <w:tc>
-          <w:tcPr>
-            <w:tcW w:type="dxa" w:w="3408"/>
-          </w:tcPr>
-          <w:p>
-            <w:r>
-              <w:t>Code + Tests 17 Oct 2026 (Phase 3 Ops/Audit closeout): campus SoT via GET/PUT /api/v1/ops/{collection} and /api/v1/campus-audit/{collection} (Alembic 0014 ops_records + audit_records). FE hydrates through campusJsonStore / opsApi / campusAuditApi; demo localStorage keys purge in API mode. Shared chrome (Announcement, Communication, Calendar, Notifications, My Attendance) uses existing campus APIs. pytest test_ops_and_audit_collections PASS. Biometric uses ops collection biometric-attendance (ESSL sync remains simulated at the device boundary).</w:t>
+              <w:t>Partial</w:t>
+            </w:r>
+          </w:p>
+        </w:tc>
+        <w:tc>
+          <w:tcPr>
+            <w:tcW w:type="dxa" w:w="3408"/>
+          </w:tcPr>
+          <w:p>
+            <w:r>
+              <w:t>Code + Tests 17 Oct 2026 (Phase 3 Ops/Audit closeout): campus SoT via GET/PUT /api/v1/ops/{collection} and /api/v1/campus-audit/{collection} (Alembic 0014 ops_records + audit_records). FE hydrates through campusJsonStore / opsApi / campusAuditApi; demo localStorage keys purge in API mode. Shared chrome (Announcement, Communication, Calendar, Notifications, My Attendance) uses existing campus APIs. pytest test_ops_and_audit_collections PASS. Biometric uses ops collection biometric-attendance (ESSL sync remains simulated at the device boundary). 23 Oct 2026 review: screen exists; operational flow incomplete, demo-mixed, or login not provisioned.</w:t>
             </w:r>
           </w:p>
         </w:tc>
@@ -19385,17 +18941,17 @@
           </w:tcPr>
           <w:p>
             <w:r>
-              <w:t>Completed</w:t>
-            </w:r>
-          </w:p>
-        </w:tc>
-        <w:tc>
-          <w:tcPr>
-            <w:tcW w:type="dxa" w:w="3408"/>
-          </w:tcPr>
-          <w:p>
-            <w:r>
-              <w:t>Code + Tests 17 Oct 2026 (Phase 3 Ops/Audit closeout): campus SoT via GET/PUT /api/v1/ops/{collection} and /api/v1/campus-audit/{collection} (Alembic 0014 ops_records + audit_records). FE hydrates through campusJsonStore / opsApi / campusAuditApi; demo localStorage keys purge in API mode. Shared chrome (Announcement, Communication, Calendar, Notifications, My Attendance) uses existing campus APIs. pytest test_ops_and_audit_collections PASS. Biometric uses ops collection biometric-attendance (ESSL sync remains simulated at the device boundary).</w:t>
+              <w:t>Partial</w:t>
+            </w:r>
+          </w:p>
+        </w:tc>
+        <w:tc>
+          <w:tcPr>
+            <w:tcW w:type="dxa" w:w="3408"/>
+          </w:tcPr>
+          <w:p>
+            <w:r>
+              <w:t>Code + Tests 17 Oct 2026 (Phase 3 Ops/Audit closeout): campus SoT via GET/PUT /api/v1/ops/{collection} and /api/v1/campus-audit/{collection} (Alembic 0014 ops_records + audit_records). FE hydrates through campusJsonStore / opsApi / campusAuditApi; demo localStorage keys purge in API mode. Shared chrome (Announcement, Communication, Calendar, Notifications, My Attendance) uses existing campus APIs. pytest test_ops_and_audit_collections PASS. Biometric uses ops collection biometric-attendance (ESSL sync remains simulated at the device boundary). 23 Oct 2026 review: screen exists; operational flow incomplete, demo-mixed, or login not provisioned.</w:t>
             </w:r>
           </w:p>
         </w:tc>
@@ -19423,17 +18979,17 @@
           </w:tcPr>
           <w:p>
             <w:r>
-              <w:t>Completed</w:t>
-            </w:r>
-          </w:p>
-        </w:tc>
-        <w:tc>
-          <w:tcPr>
-            <w:tcW w:type="dxa" w:w="3408"/>
-          </w:tcPr>
-          <w:p>
-            <w:r>
-              <w:t>Code + Tests 17 Oct 2026 (Phase 3 Ops/Audit closeout): campus SoT via GET/PUT /api/v1/ops/{collection} and /api/v1/campus-audit/{collection} (Alembic 0014 ops_records + audit_records). FE hydrates through campusJsonStore / opsApi / campusAuditApi; demo localStorage keys purge in API mode. Shared chrome (Announcement, Communication, Calendar, Notifications, My Attendance) uses existing campus APIs. pytest test_ops_and_audit_collections PASS. Biometric uses ops collection biometric-attendance (ESSL sync remains simulated at the device boundary).</w:t>
+              <w:t>Partial</w:t>
+            </w:r>
+          </w:p>
+        </w:tc>
+        <w:tc>
+          <w:tcPr>
+            <w:tcW w:type="dxa" w:w="3408"/>
+          </w:tcPr>
+          <w:p>
+            <w:r>
+              <w:t>Code + Tests 17 Oct 2026 (Phase 3 Ops/Audit closeout): campus SoT via GET/PUT /api/v1/ops/{collection} and /api/v1/campus-audit/{collection} (Alembic 0014 ops_records + audit_records). FE hydrates through campusJsonStore / opsApi / campusAuditApi; demo localStorage keys purge in API mode. Shared chrome (Announcement, Communication, Calendar, Notifications, My Attendance) uses existing campus APIs. pytest test_ops_and_audit_collections PASS. Biometric uses ops collection biometric-attendance (ESSL sync remains simulated at the device boundary). 23 Oct 2026 review: screen exists; operational flow incomplete, demo-mixed, or login not provisioned.</w:t>
             </w:r>
           </w:p>
         </w:tc>
@@ -19461,17 +19017,17 @@
           </w:tcPr>
           <w:p>
             <w:r>
-              <w:t>Completed</w:t>
-            </w:r>
-          </w:p>
-        </w:tc>
-        <w:tc>
-          <w:tcPr>
-            <w:tcW w:type="dxa" w:w="3408"/>
-          </w:tcPr>
-          <w:p>
-            <w:r>
-              <w:t>Code + Tests 17 Oct 2026 (Phase 3 Ops/Audit closeout): campus SoT via GET/PUT /api/v1/ops/{collection} and /api/v1/campus-audit/{collection} (Alembic 0014 ops_records + audit_records). FE hydrates through campusJsonStore / opsApi / campusAuditApi; demo localStorage keys purge in API mode. Shared chrome (Announcement, Communication, Calendar, Notifications, My Attendance) uses existing campus APIs. pytest test_ops_and_audit_collections PASS. Biometric uses ops collection biometric-attendance (ESSL sync remains simulated at the device boundary).</w:t>
+              <w:t>Partial</w:t>
+            </w:r>
+          </w:p>
+        </w:tc>
+        <w:tc>
+          <w:tcPr>
+            <w:tcW w:type="dxa" w:w="3408"/>
+          </w:tcPr>
+          <w:p>
+            <w:r>
+              <w:t>Code + Tests 17 Oct 2026 (Phase 3 Ops/Audit closeout): campus SoT via GET/PUT /api/v1/ops/{collection} and /api/v1/campus-audit/{collection} (Alembic 0014 ops_records + audit_records). FE hydrates through campusJsonStore / opsApi / campusAuditApi; demo localStorage keys purge in API mode. Shared chrome (Announcement, Communication, Calendar, Notifications, My Attendance) uses existing campus APIs. pytest test_ops_and_audit_collections PASS. Biometric uses ops collection biometric-attendance (ESSL sync remains simulated at the device boundary). 23 Oct 2026 review: screen exists; operational flow incomplete, demo-mixed, or login not provisioned.</w:t>
             </w:r>
           </w:p>
         </w:tc>
@@ -19499,17 +19055,17 @@
           </w:tcPr>
           <w:p>
             <w:r>
-              <w:t>Completed</w:t>
-            </w:r>
-          </w:p>
-        </w:tc>
-        <w:tc>
-          <w:tcPr>
-            <w:tcW w:type="dxa" w:w="3408"/>
-          </w:tcPr>
-          <w:p>
-            <w:r>
-              <w:t>Code + Tests 17 Oct 2026 (Phase 3 Ops/Audit closeout): campus SoT via GET/PUT /api/v1/ops/{collection} and /api/v1/campus-audit/{collection} (Alembic 0014 ops_records + audit_records). FE hydrates through campusJsonStore / opsApi / campusAuditApi; demo localStorage keys purge in API mode. Shared chrome (Announcement, Communication, Calendar, Notifications, My Attendance) uses existing campus APIs. pytest test_ops_and_audit_collections PASS. Biometric uses ops collection biometric-attendance (ESSL sync remains simulated at the device boundary).</w:t>
+              <w:t>Partial</w:t>
+            </w:r>
+          </w:p>
+        </w:tc>
+        <w:tc>
+          <w:tcPr>
+            <w:tcW w:type="dxa" w:w="3408"/>
+          </w:tcPr>
+          <w:p>
+            <w:r>
+              <w:t>Code + Tests 17 Oct 2026 (Phase 3 Ops/Audit closeout): campus SoT via GET/PUT /api/v1/ops/{collection} and /api/v1/campus-audit/{collection} (Alembic 0014 ops_records + audit_records). FE hydrates through campusJsonStore / opsApi / campusAuditApi; demo localStorage keys purge in API mode. Shared chrome (Announcement, Communication, Calendar, Notifications, My Attendance) uses existing campus APIs. pytest test_ops_and_audit_collections PASS. Biometric uses ops collection biometric-attendance (ESSL sync remains simulated at the device boundary). 23 Oct 2026 review: screen exists; operational flow incomplete, demo-mixed, or login not provisioned.</w:t>
             </w:r>
           </w:p>
         </w:tc>
@@ -19537,17 +19093,17 @@
           </w:tcPr>
           <w:p>
             <w:r>
-              <w:t>Completed</w:t>
-            </w:r>
-          </w:p>
-        </w:tc>
-        <w:tc>
-          <w:tcPr>
-            <w:tcW w:type="dxa" w:w="3408"/>
-          </w:tcPr>
-          <w:p>
-            <w:r>
-              <w:t>Code + Tests 17 Oct 2026 (Phase 3 Ops/Audit closeout): campus SoT via GET/PUT /api/v1/ops/{collection} and /api/v1/campus-audit/{collection} (Alembic 0014 ops_records + audit_records). FE hydrates through campusJsonStore / opsApi / campusAuditApi; demo localStorage keys purge in API mode. Shared chrome (Announcement, Communication, Calendar, Notifications, My Attendance) uses existing campus APIs. pytest test_ops_and_audit_collections PASS. Biometric uses ops collection biometric-attendance (ESSL sync remains simulated at the device boundary).</w:t>
+              <w:t>Partial</w:t>
+            </w:r>
+          </w:p>
+        </w:tc>
+        <w:tc>
+          <w:tcPr>
+            <w:tcW w:type="dxa" w:w="3408"/>
+          </w:tcPr>
+          <w:p>
+            <w:r>
+              <w:t>Code + Tests 17 Oct 2026 (Phase 3 Ops/Audit closeout): campus SoT via GET/PUT /api/v1/ops/{collection} and /api/v1/campus-audit/{collection} (Alembic 0014 ops_records + audit_records). FE hydrates through campusJsonStore / opsApi / campusAuditApi; demo localStorage keys purge in API mode. Shared chrome (Announcement, Communication, Calendar, Notifications, My Attendance) uses existing campus APIs. pytest test_ops_and_audit_collections PASS. Biometric uses ops collection biometric-attendance (ESSL sync remains simulated at the device boundary). 23 Oct 2026 review: screen exists; operational flow incomplete, demo-mixed, or login not provisioned.</w:t>
             </w:r>
           </w:p>
         </w:tc>
@@ -19575,28 +19131,17 @@
           </w:tcPr>
           <w:p>
             <w:r>
-              <w:rPr>
-                <w:rFonts w:ascii="Calibri" w:hAnsi="Calibri"/>
-                <w:b w:val="0"/>
-                <w:color w:val="006100"/>
-                <w:sz w:val="18"/>
-              </w:rPr>
-              <w:t xml:space="preserve">Completed</w:t>
-            </w:r>
-          </w:p>
-        </w:tc>
-        <w:tc>
-          <w:tcPr>
-            <w:tcW w:type="dxa" w:w="3408"/>
-          </w:tcPr>
-          <w:p>
-            <w:r>
-              <w:rPr>
-                <w:rFonts w:ascii="Calibri" w:hAnsi="Calibri"/>
-                <w:b w:val="0"/>
-                <w:sz w:val="18"/>
-              </w:rPr>
-              <w:t xml:space="preserve">Leave API (GET/POST /leave-requests, flag VITE_USE_API_LEAVE) with a localStorage mirror. Carried over from 2026-10-12; not re-checked for this panel</w:t>
+              <w:t>Partial</w:t>
+            </w:r>
+          </w:p>
+        </w:tc>
+        <w:tc>
+          <w:tcPr>
+            <w:tcW w:type="dxa" w:w="3408"/>
+          </w:tcPr>
+          <w:p>
+            <w:r>
+              <w:t>Leave API (GET/POST /leave-requests, flag VITE_USE_API_LEAVE) with a localStorage mirror. Carried over from 2026-10-12; not re-checked for this panel 23 Oct 2026 review: screen exists; operational flow incomplete, demo-mixed, or login not provisioned.</w:t>
             </w:r>
           </w:p>
         </w:tc>
@@ -19624,17 +19169,17 @@
           </w:tcPr>
           <w:p>
             <w:r>
-              <w:t>Completed</w:t>
-            </w:r>
-          </w:p>
-        </w:tc>
-        <w:tc>
-          <w:tcPr>
-            <w:tcW w:type="dxa" w:w="3408"/>
-          </w:tcPr>
-          <w:p>
-            <w:r>
-              <w:t>Code + Tests 17 Oct 2026 (Phase 3 Ops/Audit closeout): campus SoT via GET/PUT /api/v1/ops/{collection} and /api/v1/campus-audit/{collection} (Alembic 0014 ops_records + audit_records). FE hydrates through campusJsonStore / opsApi / campusAuditApi; demo localStorage keys purge in API mode. Shared chrome (Announcement, Communication, Calendar, Notifications, My Attendance) uses existing campus APIs. pytest test_ops_and_audit_collections PASS. Biometric uses ops collection biometric-attendance (ESSL sync remains simulated at the device boundary).</w:t>
+              <w:t>Partial</w:t>
+            </w:r>
+          </w:p>
+        </w:tc>
+        <w:tc>
+          <w:tcPr>
+            <w:tcW w:type="dxa" w:w="3408"/>
+          </w:tcPr>
+          <w:p>
+            <w:r>
+              <w:t>Code + Tests 17 Oct 2026 (Phase 3 Ops/Audit closeout): campus SoT via GET/PUT /api/v1/ops/{collection} and /api/v1/campus-audit/{collection} (Alembic 0014 ops_records + audit_records). FE hydrates through campusJsonStore / opsApi / campusAuditApi; demo localStorage keys purge in API mode. Shared chrome (Announcement, Communication, Calendar, Notifications, My Attendance) uses existing campus APIs. pytest test_ops_and_audit_collections PASS. Biometric uses ops collection biometric-attendance (ESSL sync remains simulated at the device boundary). 23 Oct 2026 review: screen exists; operational flow incomplete, demo-mixed, or login not provisioned.</w:t>
             </w:r>
           </w:p>
         </w:tc>
@@ -19651,7 +19196,7 @@
     </w:p>
     <w:p>
       <w:r>
-        <w:t>Completed: 5  |  Partial: 0  |  Not Completed/Gap: 0  |  Total: 5</w:t>
+        <w:t>Completed: 0  |  Partial: 5  |  Not Completed: 0  |  Gap: 0  |  Total: 5</w:t>
       </w:r>
     </w:p>
     <w:tbl>
@@ -19738,17 +19283,17 @@
           </w:tcPr>
           <w:p>
             <w:r>
-              <w:t>Completed</w:t>
-            </w:r>
-          </w:p>
-        </w:tc>
-        <w:tc>
-          <w:tcPr>
-            <w:tcW w:type="dxa" w:w="3408"/>
-          </w:tcPr>
-          <w:p>
-            <w:r>
-              <w:t>Code + Tests 17 Oct 2026 (Phase 3 Ops/Audit closeout): campus SoT via GET/PUT /api/v1/ops/{collection} and /api/v1/campus-audit/{collection} (Alembic 0014 ops_records + audit_records). FE hydrates through campusJsonStore / opsApi / campusAuditApi; demo localStorage keys purge in API mode. Shared chrome (Announcement, Communication, Calendar, Notifications, My Attendance) uses existing campus APIs. pytest test_ops_and_audit_collections PASS. Biometric uses ops collection biometric-attendance (ESSL sync remains simulated at the device boundary).</w:t>
+              <w:t>Partial</w:t>
+            </w:r>
+          </w:p>
+        </w:tc>
+        <w:tc>
+          <w:tcPr>
+            <w:tcW w:type="dxa" w:w="3408"/>
+          </w:tcPr>
+          <w:p>
+            <w:r>
+              <w:t>Code + Tests 17 Oct 2026 (Phase 3 Ops/Audit closeout): campus SoT via GET/PUT /api/v1/ops/{collection} and /api/v1/campus-audit/{collection} (Alembic 0014 ops_records + audit_records). FE hydrates through campusJsonStore / opsApi / campusAuditApi; demo localStorage keys purge in API mode. Shared chrome (Announcement, Communication, Calendar, Notifications, My Attendance) uses existing campus APIs. pytest test_ops_and_audit_collections PASS. Biometric uses ops collection biometric-attendance (ESSL sync remains simulated at the device boundary). 23 Oct 2026 review: screen exists; operational flow incomplete, demo-mixed, or login not provisioned.</w:t>
             </w:r>
           </w:p>
         </w:tc>
@@ -19776,17 +19321,17 @@
           </w:tcPr>
           <w:p>
             <w:r>
-              <w:t>Completed</w:t>
-            </w:r>
-          </w:p>
-        </w:tc>
-        <w:tc>
-          <w:tcPr>
-            <w:tcW w:type="dxa" w:w="3408"/>
-          </w:tcPr>
-          <w:p>
-            <w:r>
-              <w:t>Code + Tests 17 Oct 2026 (Phase 3 Ops/Audit closeout): campus SoT via GET/PUT /api/v1/ops/{collection} and /api/v1/campus-audit/{collection} (Alembic 0014 ops_records + audit_records). FE hydrates through campusJsonStore / opsApi / campusAuditApi; demo localStorage keys purge in API mode. Shared chrome (Announcement, Communication, Calendar, Notifications, My Attendance) uses existing campus APIs. pytest test_ops_and_audit_collections PASS. Biometric uses ops collection biometric-attendance (ESSL sync remains simulated at the device boundary).</w:t>
+              <w:t>Partial</w:t>
+            </w:r>
+          </w:p>
+        </w:tc>
+        <w:tc>
+          <w:tcPr>
+            <w:tcW w:type="dxa" w:w="3408"/>
+          </w:tcPr>
+          <w:p>
+            <w:r>
+              <w:t>Code + Tests 17 Oct 2026 (Phase 3 Ops/Audit closeout): campus SoT via GET/PUT /api/v1/ops/{collection} and /api/v1/campus-audit/{collection} (Alembic 0014 ops_records + audit_records). FE hydrates through campusJsonStore / opsApi / campusAuditApi; demo localStorage keys purge in API mode. Shared chrome (Announcement, Communication, Calendar, Notifications, My Attendance) uses existing campus APIs. pytest test_ops_and_audit_collections PASS. Biometric uses ops collection biometric-attendance (ESSL sync remains simulated at the device boundary). 23 Oct 2026 review: screen exists; operational flow incomplete, demo-mixed, or login not provisioned.</w:t>
             </w:r>
           </w:p>
         </w:tc>
@@ -19814,17 +19359,17 @@
           </w:tcPr>
           <w:p>
             <w:r>
-              <w:t>Completed</w:t>
-            </w:r>
-          </w:p>
-        </w:tc>
-        <w:tc>
-          <w:tcPr>
-            <w:tcW w:type="dxa" w:w="3408"/>
-          </w:tcPr>
-          <w:p>
-            <w:r>
-              <w:t>Code + Tests 17 Oct 2026 (Phase 3 Ops/Audit closeout): campus SoT via GET/PUT /api/v1/ops/{collection} and /api/v1/campus-audit/{collection} (Alembic 0014 ops_records + audit_records). FE hydrates through campusJsonStore / opsApi / campusAuditApi; demo localStorage keys purge in API mode. Shared chrome (Announcement, Communication, Calendar, Notifications, My Attendance) uses existing campus APIs. pytest test_ops_and_audit_collections PASS. Biometric uses ops collection biometric-attendance (ESSL sync remains simulated at the device boundary).</w:t>
+              <w:t>Partial</w:t>
+            </w:r>
+          </w:p>
+        </w:tc>
+        <w:tc>
+          <w:tcPr>
+            <w:tcW w:type="dxa" w:w="3408"/>
+          </w:tcPr>
+          <w:p>
+            <w:r>
+              <w:t>Code + Tests 17 Oct 2026 (Phase 3 Ops/Audit closeout): campus SoT via GET/PUT /api/v1/ops/{collection} and /api/v1/campus-audit/{collection} (Alembic 0014 ops_records + audit_records). FE hydrates through campusJsonStore / opsApi / campusAuditApi; demo localStorage keys purge in API mode. Shared chrome (Announcement, Communication, Calendar, Notifications, My Attendance) uses existing campus APIs. pytest test_ops_and_audit_collections PASS. Biometric uses ops collection biometric-attendance (ESSL sync remains simulated at the device boundary). 23 Oct 2026 review: screen exists; operational flow incomplete, demo-mixed, or login not provisioned.</w:t>
             </w:r>
           </w:p>
         </w:tc>
@@ -19852,17 +19397,17 @@
           </w:tcPr>
           <w:p>
             <w:r>
-              <w:t>Completed</w:t>
-            </w:r>
-          </w:p>
-        </w:tc>
-        <w:tc>
-          <w:tcPr>
-            <w:tcW w:type="dxa" w:w="3408"/>
-          </w:tcPr>
-          <w:p>
-            <w:r>
-              <w:t>Code + Tests 17 Oct 2026 (Phase 3 Ops/Audit closeout): campus SoT via GET/PUT /api/v1/ops/{collection} and /api/v1/campus-audit/{collection} (Alembic 0014 ops_records + audit_records). FE hydrates through campusJsonStore / opsApi / campusAuditApi; demo localStorage keys purge in API mode. Shared chrome (Announcement, Communication, Calendar, Notifications, My Attendance) uses existing campus APIs. pytest test_ops_and_audit_collections PASS. Biometric uses ops collection biometric-attendance (ESSL sync remains simulated at the device boundary).</w:t>
+              <w:t>Partial</w:t>
+            </w:r>
+          </w:p>
+        </w:tc>
+        <w:tc>
+          <w:tcPr>
+            <w:tcW w:type="dxa" w:w="3408"/>
+          </w:tcPr>
+          <w:p>
+            <w:r>
+              <w:t>Code + Tests 17 Oct 2026 (Phase 3 Ops/Audit closeout): campus SoT via GET/PUT /api/v1/ops/{collection} and /api/v1/campus-audit/{collection} (Alembic 0014 ops_records + audit_records). FE hydrates through campusJsonStore / opsApi / campusAuditApi; demo localStorage keys purge in API mode. Shared chrome (Announcement, Communication, Calendar, Notifications, My Attendance) uses existing campus APIs. pytest test_ops_and_audit_collections PASS. Biometric uses ops collection biometric-attendance (ESSL sync remains simulated at the device boundary). 23 Oct 2026 review: screen exists; operational flow incomplete, demo-mixed, or login not provisioned.</w:t>
             </w:r>
           </w:p>
         </w:tc>
@@ -19890,17 +19435,17 @@
           </w:tcPr>
           <w:p>
             <w:r>
-              <w:t>Completed</w:t>
-            </w:r>
-          </w:p>
-        </w:tc>
-        <w:tc>
-          <w:tcPr>
-            <w:tcW w:type="dxa" w:w="3408"/>
-          </w:tcPr>
-          <w:p>
-            <w:r>
-              <w:t>Code + Tests 17 Oct 2026 (Phase 3 Ops/Audit closeout): campus SoT via GET/PUT /api/v1/ops/{collection} and /api/v1/campus-audit/{collection} (Alembic 0014 ops_records + audit_records). FE hydrates through campusJsonStore / opsApi / campusAuditApi; demo localStorage keys purge in API mode. Shared chrome (Announcement, Communication, Calendar, Notifications, My Attendance) uses existing campus APIs. pytest test_ops_and_audit_collections PASS. Biometric uses ops collection biometric-attendance (ESSL sync remains simulated at the device boundary).</w:t>
+              <w:t>Partial</w:t>
+            </w:r>
+          </w:p>
+        </w:tc>
+        <w:tc>
+          <w:tcPr>
+            <w:tcW w:type="dxa" w:w="3408"/>
+          </w:tcPr>
+          <w:p>
+            <w:r>
+              <w:t>Code + Tests 17 Oct 2026 (Phase 3 Ops/Audit closeout): campus SoT via GET/PUT /api/v1/ops/{collection} and /api/v1/campus-audit/{collection} (Alembic 0014 ops_records + audit_records). FE hydrates through campusJsonStore / opsApi / campusAuditApi; demo localStorage keys purge in API mode. Shared chrome (Announcement, Communication, Calendar, Notifications, My Attendance) uses existing campus APIs. pytest test_ops_and_audit_collections PASS. Biometric uses ops collection biometric-attendance (ESSL sync remains simulated at the device boundary). 23 Oct 2026 review: screen exists; operational flow incomplete, demo-mixed, or login not provisioned.</w:t>
             </w:r>
           </w:p>
         </w:tc>
@@ -19917,7 +19462,7 @@
     </w:p>
     <w:p>
       <w:r>
-        <w:t>Completed: 14  |  Partial: 0  |  Not Completed/Gap: 0  |  Total: 14</w:t>
+        <w:t>Completed: 14  |  Partial: 0  |  Not Completed: 0  |  Gap: 0  |  Total: 14</w:t>
       </w:r>
     </w:p>
     <w:tbl>
@@ -20547,7 +20092,7 @@
     </w:p>
     <w:p>
       <w:r>
-        <w:t>Completed: 13  |  Partial: 0  |  Not Completed/Gap: 0  |  Total: 13</w:t>
+        <w:t>Completed: 13  |  Partial: 0  |  Not Completed: 0  |  Gap: 0  |  Total: 13</w:t>
       </w:r>
     </w:p>
     <w:tbl>
@@ -21139,7 +20684,7 @@
     </w:p>
     <w:p>
       <w:r>
-        <w:t>Completed: 29  |  Partial: 0  |  Not Completed/Gap: 0  |  Total: 29</w:t>
+        <w:t>Completed: 29  |  Partial: 0  |  Not Completed: 0  |  Gap: 0  |  Total: 29</w:t>
       </w:r>
     </w:p>
     <w:tbl>
@@ -22339,7 +21884,7 @@
     </w:p>
     <w:p>
       <w:r>
-        <w:t>Completed: 17  |  Partial: 0  |  Not Completed/Gap: 0  |  Total: 17</w:t>
+        <w:t>Completed: 17  |  Partial: 0  |  Not Completed: 0  |  Gap: 0  |  Total: 17</w:t>
       </w:r>
     </w:p>
     <w:tbl>
@@ -23072,7 +22617,7 @@
     </w:p>
     <w:p>
       <w:r>
-        <w:t>Completed: 17  |  Partial: 0  |  Not Completed/Gap: 0  |  Total: 17</w:t>
+        <w:t>Completed: 17  |  Partial: 0  |  Not Completed: 0  |  Gap: 0  |  Total: 17</w:t>
       </w:r>
     </w:p>
     <w:tbl>
@@ -24006,6 +23551,72 @@
     <w:p>
       <w:r>
         <w:t>Update 16 Oct 2026 late-2 — Closed ~61 open modules across Coordinator / Principal / Director (API + shared FE SoT). Coordinator 29/1 Gap; Principal 19 Completed / 2 Partial; Director 24/0/0. Sheet TOTAL Completed 307 / Partial 6 / Not Completed 165 / Gap 2.</w:t>
+      </w:r>
+    </w:p>
+    <w:p>
+      <w:pPr>
+        <w:pStyle w:val="Heading1"/>
+      </w:pPr>
+      <w:r>
+        <w:t>7. Completion update — 23 October 2026</w:t>
+      </w:r>
+    </w:p>
+    <w:p>
+      <w:r>
+        <w:t>This update keeps earlier review notes. It corrects the completion claim so management does not read every sidebar item as production-ready.</w:t>
+      </w:r>
+    </w:p>
+    <w:p>
+      <w:pPr>
+        <w:pStyle w:val="ListBullet"/>
+      </w:pPr>
+      <w:r>
+        <w:t>Super Admin finance drill-downs, transport overview, star ratings, approvals inbox, announcement (view-only), user-creation fine controls, and dashboard charts: Partial.</w:t>
+      </w:r>
+    </w:p>
+    <w:p>
+      <w:pPr>
+        <w:pStyle w:val="ListBullet"/>
+      </w:pPr>
+      <w:r>
+        <w:t>Super Admin Activity Logs, Re-entry Approvals, Module Health, and Audit Report boards: Not Completed (demonstration).</w:t>
+      </w:r>
+    </w:p>
+    <w:p>
+      <w:pPr>
+        <w:pStyle w:val="ListBullet"/>
+      </w:pPr>
+      <w:r>
+        <w:t>Transport Manager and Driver sidebar modules: Partial. Driver uses the shared login only; no ready driver account. Duty, route, fuel, and leave pages exist beyond the five menu rows.</w:t>
+      </w:r>
+    </w:p>
+    <w:p>
+      <w:pPr>
+        <w:pStyle w:val="ListBullet"/>
+      </w:pPr>
+      <w:r>
+        <w:t>Biometric attendance on Teacher and Coordinator: Gap (demo sync, not a live device).</w:t>
+      </w:r>
+    </w:p>
+    <w:p>
+      <w:pPr>
+        <w:pStyle w:val="ListBullet"/>
+      </w:pPr>
+      <w:r>
+        <w:t>Ready operating path when services are on: Super Admin administrator creation, Admin, Director, Principal, Coordinator, Teacher class work, PRM enroll, HR, Account Head fees, Finance Assistant collect.</w:t>
+      </w:r>
+    </w:p>
+    <w:p>
+      <w:pPr>
+        <w:pStyle w:val="ListBullet"/>
+      </w:pPr>
+      <w:r>
+        <w:t>Email, WhatsApp, and payment gateway stay configuration-dependent. They are not marked Completed as live channels.</w:t>
+      </w:r>
+    </w:p>
+    <w:p>
+      <w:r>
+        <w:t>Next completion work: provision Transport Manager and Driver accounts and prove one route; keep fee collect and receipts on the finance service and promise WhatsApp or gateway only after credentials; do not use Super Admin Activity Logs as a security system; create Librarian, Gate, Stores, and Auditor logins only for departments in go-live scope.</w:t>
       </w:r>
     </w:p>
     <w:sectPr>
